--- a/template.docx
+++ b/template.docx
@@ -1,15 +1,18 @@
 
 <file path=word/document.xml><?xml version="1.0" encoding="utf-8"?>
-<w:document xmlns:wpc="http://schemas.microsoft.com/office/word/2010/wordprocessingCanvas" xmlns:cx="http://schemas.microsoft.com/office/drawing/2014/chartex" xmlns:cx1="http://schemas.microsoft.com/office/drawing/2015/9/8/chartex" xmlns:cx2="http://schemas.microsoft.com/office/drawing/2015/10/21/chartex" xmlns:cx3="http://schemas.microsoft.com/office/drawing/2016/5/9/chartex" xmlns:cx4="http://schemas.microsoft.com/office/drawing/2016/5/10/chartex" xmlns:cx5="http://schemas.microsoft.com/office/drawing/2016/5/11/chartex" xmlns:cx6="http://schemas.microsoft.com/office/drawing/2016/5/12/chartex" xmlns:cx7="http://schemas.microsoft.com/office/drawing/2016/5/13/chartex" xmlns:cx8="http://schemas.microsoft.com/office/drawing/2016/5/14/chartex" xmlns:mc="http://schemas.openxmlformats.org/markup-compatibility/2006" xmlns:aink="http://schemas.microsoft.com/office/drawing/2016/ink" xmlns:am3d="http://schemas.microsoft.com/office/drawing/2017/model3d" xmlns:o="urn:schemas-microsoft-com:office:office" xmlns:oel="http://schemas.microsoft.com/office/2019/extlst" xmlns:r="http://schemas.openxmlformats.org/officeDocument/2006/relationships" xmlns:m="http://schemas.openxmlformats.org/officeDocument/2006/math" xmlns:v="urn:schemas-microsoft-com:vml" xmlns:wp14="http://schemas.microsoft.com/office/word/2010/wordprocessingDrawing" xmlns:wp="http://schemas.openxmlformats.org/drawingml/2006/wordprocessingDrawing" xmlns:w10="urn:schemas-microsoft-com:office:word" xmlns:w="http://schemas.openxmlformats.org/wordprocessingml/2006/main" xmlns:w14="http://schemas.microsoft.com/office/word/2010/wordml" xmlns:w15="http://schemas.microsoft.com/office/word/2012/wordml" xmlns:w16cex="http://schemas.microsoft.com/office/word/2018/wordml/cex" xmlns:w16cid="http://schemas.microsoft.com/office/word/2016/wordml/cid" xmlns:w16="http://schemas.microsoft.com/office/word/2018/wordml" xmlns:w16du="http://schemas.microsoft.com/office/word/2023/wordml/word16du" xmlns:w16sdtdh="http://schemas.microsoft.com/office/word/2020/wordml/sdtdatahash" xmlns:w16sdtfl="http://schemas.microsoft.com/office/word/2024/wordml/sdtformatlock" xmlns:w16se="http://schemas.microsoft.com/office/word/2015/wordml/symex" xmlns:wpg="http://schemas.microsoft.com/office/word/2010/wordprocessingGroup" xmlns:wpi="http://schemas.microsoft.com/office/word/2010/wordprocessingInk" xmlns:wne="http://schemas.microsoft.com/office/word/2006/wordml" xmlns:wps="http://schemas.microsoft.com/office/word/2010/wordprocessingShape" mc:Ignorable="w14 w15 w16se w16cid w16 w16cex w16sdtdh w16sdtfl w16du wp14">
+<w:document xmlns:wpc="http://schemas.microsoft.com/office/word/2010/wordprocessingCanvas" xmlns:mc="http://schemas.openxmlformats.org/markup-compatibility/2006" xmlns:o="urn:schemas-microsoft-com:office:office" xmlns:r="http://schemas.openxmlformats.org/officeDocument/2006/relationships" xmlns:m="http://schemas.openxmlformats.org/officeDocument/2006/math" xmlns:v="urn:schemas-microsoft-com:vml" xmlns:wp14="http://schemas.microsoft.com/office/word/2010/wordprocessingDrawing" xmlns:wp="http://schemas.openxmlformats.org/drawingml/2006/wordprocessingDrawing" xmlns:w10="urn:schemas-microsoft-com:office:word" xmlns:w="http://schemas.openxmlformats.org/wordprocessingml/2006/main" xmlns:w14="http://schemas.microsoft.com/office/word/2010/wordml" xmlns:wpg="http://schemas.microsoft.com/office/word/2010/wordprocessingGroup" xmlns:wpi="http://schemas.microsoft.com/office/word/2010/wordprocessingInk" xmlns:wne="http://schemas.microsoft.com/office/word/2006/wordml" xmlns:wps="http://schemas.microsoft.com/office/word/2010/wordprocessingShape" mc:Ignorable="w14 wp14">
   <w:body>
-    <w:p/>
+    <w:p>
+      <w:bookmarkStart w:id="0" w:name="_GoBack"/>
+      <w:bookmarkEnd w:id="0"/>
+    </w:p>
     <w:sectPr>
-      <w:headerReference w:type="even" r:id="rId6"/>
-      <w:headerReference w:type="default" r:id="rId7"/>
-      <w:footerReference w:type="even" r:id="rId8"/>
-      <w:footerReference w:type="default" r:id="rId9"/>
-      <w:headerReference w:type="first" r:id="rId10"/>
-      <w:footerReference w:type="first" r:id="rId11"/>
+      <w:headerReference w:type="even" r:id="rId7"/>
+      <w:headerReference w:type="default" r:id="rId8"/>
+      <w:footerReference w:type="even" r:id="rId9"/>
+      <w:footerReference w:type="default" r:id="rId10"/>
+      <w:headerReference w:type="first" r:id="rId11"/>
+      <w:footerReference w:type="first" r:id="rId12"/>
       <w:pgSz w:w="11906" w:h="16838"/>
       <w:pgMar w:top="1440" w:right="1440" w:bottom="1440" w:left="1440" w:header="708" w:footer="708" w:gutter="0"/>
       <w:cols w:space="708"/>
@@ -20,7 +23,7 @@
 </file>
 
 <file path=word/endnotes.xml><?xml version="1.0" encoding="utf-8"?>
-<w:endnotes xmlns:wpc="http://schemas.microsoft.com/office/word/2010/wordprocessingCanvas" xmlns:cx="http://schemas.microsoft.com/office/drawing/2014/chartex" xmlns:cx1="http://schemas.microsoft.com/office/drawing/2015/9/8/chartex" xmlns:cx2="http://schemas.microsoft.com/office/drawing/2015/10/21/chartex" xmlns:cx3="http://schemas.microsoft.com/office/drawing/2016/5/9/chartex" xmlns:cx4="http://schemas.microsoft.com/office/drawing/2016/5/10/chartex" xmlns:cx5="http://schemas.microsoft.com/office/drawing/2016/5/11/chartex" xmlns:cx6="http://schemas.microsoft.com/office/drawing/2016/5/12/chartex" xmlns:cx7="http://schemas.microsoft.com/office/drawing/2016/5/13/chartex" xmlns:cx8="http://schemas.microsoft.com/office/drawing/2016/5/14/chartex" xmlns:mc="http://schemas.openxmlformats.org/markup-compatibility/2006" xmlns:aink="http://schemas.microsoft.com/office/drawing/2016/ink" xmlns:am3d="http://schemas.microsoft.com/office/drawing/2017/model3d" xmlns:o="urn:schemas-microsoft-com:office:office" xmlns:oel="http://schemas.microsoft.com/office/2019/extlst" xmlns:r="http://schemas.openxmlformats.org/officeDocument/2006/relationships" xmlns:m="http://schemas.openxmlformats.org/officeDocument/2006/math" xmlns:v="urn:schemas-microsoft-com:vml" xmlns:wp14="http://schemas.microsoft.com/office/word/2010/wordprocessingDrawing" xmlns:wp="http://schemas.openxmlformats.org/drawingml/2006/wordprocessingDrawing" xmlns:w10="urn:schemas-microsoft-com:office:word" xmlns:w="http://schemas.openxmlformats.org/wordprocessingml/2006/main" xmlns:w14="http://schemas.microsoft.com/office/word/2010/wordml" xmlns:w15="http://schemas.microsoft.com/office/word/2012/wordml" xmlns:w16cex="http://schemas.microsoft.com/office/word/2018/wordml/cex" xmlns:w16cid="http://schemas.microsoft.com/office/word/2016/wordml/cid" xmlns:w16="http://schemas.microsoft.com/office/word/2018/wordml" xmlns:w16du="http://schemas.microsoft.com/office/word/2023/wordml/word16du" xmlns:w16sdtdh="http://schemas.microsoft.com/office/word/2020/wordml/sdtdatahash" xmlns:w16sdtfl="http://schemas.microsoft.com/office/word/2024/wordml/sdtformatlock" xmlns:w16se="http://schemas.microsoft.com/office/word/2015/wordml/symex" xmlns:wpg="http://schemas.microsoft.com/office/word/2010/wordprocessingGroup" xmlns:wpi="http://schemas.microsoft.com/office/word/2010/wordprocessingInk" xmlns:wne="http://schemas.microsoft.com/office/word/2006/wordml" xmlns:wps="http://schemas.microsoft.com/office/word/2010/wordprocessingShape" mc:Ignorable="w14 w15 w16se w16cid w16 w16cex w16sdtdh w16sdtfl w16du wp14">
+<w:endnotes xmlns:wpc="http://schemas.microsoft.com/office/word/2010/wordprocessingCanvas" xmlns:mc="http://schemas.openxmlformats.org/markup-compatibility/2006" xmlns:o="urn:schemas-microsoft-com:office:office" xmlns:r="http://schemas.openxmlformats.org/officeDocument/2006/relationships" xmlns:m="http://schemas.openxmlformats.org/officeDocument/2006/math" xmlns:v="urn:schemas-microsoft-com:vml" xmlns:wp14="http://schemas.microsoft.com/office/word/2010/wordprocessingDrawing" xmlns:wp="http://schemas.openxmlformats.org/drawingml/2006/wordprocessingDrawing" xmlns:w10="urn:schemas-microsoft-com:office:word" xmlns:w="http://schemas.openxmlformats.org/wordprocessingml/2006/main" xmlns:w14="http://schemas.microsoft.com/office/word/2010/wordml" xmlns:wpg="http://schemas.microsoft.com/office/word/2010/wordprocessingGroup" xmlns:wpi="http://schemas.microsoft.com/office/word/2010/wordprocessingInk" xmlns:wne="http://schemas.microsoft.com/office/word/2006/wordml" xmlns:wps="http://schemas.microsoft.com/office/word/2010/wordprocessingShape" mc:Ignorable="w14 wp14">
   <w:endnote w:type="separator" w:id="-1">
     <w:p>
       <w:pPr>
@@ -45,7 +48,7 @@
 </file>
 
 <file path=word/footer1.xml><?xml version="1.0" encoding="utf-8"?>
-<w:ftr xmlns:wpc="http://schemas.microsoft.com/office/word/2010/wordprocessingCanvas" xmlns:cx="http://schemas.microsoft.com/office/drawing/2014/chartex" xmlns:cx1="http://schemas.microsoft.com/office/drawing/2015/9/8/chartex" xmlns:cx2="http://schemas.microsoft.com/office/drawing/2015/10/21/chartex" xmlns:cx3="http://schemas.microsoft.com/office/drawing/2016/5/9/chartex" xmlns:cx4="http://schemas.microsoft.com/office/drawing/2016/5/10/chartex" xmlns:cx5="http://schemas.microsoft.com/office/drawing/2016/5/11/chartex" xmlns:cx6="http://schemas.microsoft.com/office/drawing/2016/5/12/chartex" xmlns:cx7="http://schemas.microsoft.com/office/drawing/2016/5/13/chartex" xmlns:cx8="http://schemas.microsoft.com/office/drawing/2016/5/14/chartex" xmlns:mc="http://schemas.openxmlformats.org/markup-compatibility/2006" xmlns:aink="http://schemas.microsoft.com/office/drawing/2016/ink" xmlns:am3d="http://schemas.microsoft.com/office/drawing/2017/model3d" xmlns:o="urn:schemas-microsoft-com:office:office" xmlns:oel="http://schemas.microsoft.com/office/2019/extlst" xmlns:r="http://schemas.openxmlformats.org/officeDocument/2006/relationships" xmlns:m="http://schemas.openxmlformats.org/officeDocument/2006/math" xmlns:v="urn:schemas-microsoft-com:vml" xmlns:wp14="http://schemas.microsoft.com/office/word/2010/wordprocessingDrawing" xmlns:wp="http://schemas.openxmlformats.org/drawingml/2006/wordprocessingDrawing" xmlns:w10="urn:schemas-microsoft-com:office:word" xmlns:w="http://schemas.openxmlformats.org/wordprocessingml/2006/main" xmlns:w14="http://schemas.microsoft.com/office/word/2010/wordml" xmlns:w15="http://schemas.microsoft.com/office/word/2012/wordml" xmlns:w16cex="http://schemas.microsoft.com/office/word/2018/wordml/cex" xmlns:w16cid="http://schemas.microsoft.com/office/word/2016/wordml/cid" xmlns:w16="http://schemas.microsoft.com/office/word/2018/wordml" xmlns:w16du="http://schemas.microsoft.com/office/word/2023/wordml/word16du" xmlns:w16sdtdh="http://schemas.microsoft.com/office/word/2020/wordml/sdtdatahash" xmlns:w16sdtfl="http://schemas.microsoft.com/office/word/2024/wordml/sdtformatlock" xmlns:w16se="http://schemas.microsoft.com/office/word/2015/wordml/symex" xmlns:wpg="http://schemas.microsoft.com/office/word/2010/wordprocessingGroup" xmlns:wpi="http://schemas.microsoft.com/office/word/2010/wordprocessingInk" xmlns:wne="http://schemas.microsoft.com/office/word/2006/wordml" xmlns:wps="http://schemas.microsoft.com/office/word/2010/wordprocessingShape" mc:Ignorable="w14 w15 w16se w16cid w16 w16cex w16sdtdh w16sdtfl w16du wp14">
+<w:ftr xmlns:wpc="http://schemas.microsoft.com/office/word/2010/wordprocessingCanvas" xmlns:mc="http://schemas.openxmlformats.org/markup-compatibility/2006" xmlns:o="urn:schemas-microsoft-com:office:office" xmlns:r="http://schemas.openxmlformats.org/officeDocument/2006/relationships" xmlns:m="http://schemas.openxmlformats.org/officeDocument/2006/math" xmlns:v="urn:schemas-microsoft-com:vml" xmlns:wp14="http://schemas.microsoft.com/office/word/2010/wordprocessingDrawing" xmlns:wp="http://schemas.openxmlformats.org/drawingml/2006/wordprocessingDrawing" xmlns:w10="urn:schemas-microsoft-com:office:word" xmlns:w="http://schemas.openxmlformats.org/wordprocessingml/2006/main" xmlns:w14="http://schemas.microsoft.com/office/word/2010/wordml" xmlns:wpg="http://schemas.microsoft.com/office/word/2010/wordprocessingGroup" xmlns:wpi="http://schemas.microsoft.com/office/word/2010/wordprocessingInk" xmlns:wne="http://schemas.microsoft.com/office/word/2006/wordml" xmlns:wps="http://schemas.microsoft.com/office/word/2010/wordprocessingShape" mc:Ignorable="w14 wp14">
   <w:p>
     <w:pPr>
       <w:pStyle w:val="Footer"/>
@@ -55,7 +58,7 @@
 </file>
 
 <file path=word/footer2.xml><?xml version="1.0" encoding="utf-8"?>
-<w:ftr xmlns:wpc="http://schemas.microsoft.com/office/word/2010/wordprocessingCanvas" xmlns:cx="http://schemas.microsoft.com/office/drawing/2014/chartex" xmlns:cx1="http://schemas.microsoft.com/office/drawing/2015/9/8/chartex" xmlns:cx2="http://schemas.microsoft.com/office/drawing/2015/10/21/chartex" xmlns:cx3="http://schemas.microsoft.com/office/drawing/2016/5/9/chartex" xmlns:cx4="http://schemas.microsoft.com/office/drawing/2016/5/10/chartex" xmlns:cx5="http://schemas.microsoft.com/office/drawing/2016/5/11/chartex" xmlns:cx6="http://schemas.microsoft.com/office/drawing/2016/5/12/chartex" xmlns:cx7="http://schemas.microsoft.com/office/drawing/2016/5/13/chartex" xmlns:cx8="http://schemas.microsoft.com/office/drawing/2016/5/14/chartex" xmlns:mc="http://schemas.openxmlformats.org/markup-compatibility/2006" xmlns:aink="http://schemas.microsoft.com/office/drawing/2016/ink" xmlns:am3d="http://schemas.microsoft.com/office/drawing/2017/model3d" xmlns:o="urn:schemas-microsoft-com:office:office" xmlns:oel="http://schemas.microsoft.com/office/2019/extlst" xmlns:r="http://schemas.openxmlformats.org/officeDocument/2006/relationships" xmlns:m="http://schemas.openxmlformats.org/officeDocument/2006/math" xmlns:v="urn:schemas-microsoft-com:vml" xmlns:wp14="http://schemas.microsoft.com/office/word/2010/wordprocessingDrawing" xmlns:wp="http://schemas.openxmlformats.org/drawingml/2006/wordprocessingDrawing" xmlns:w10="urn:schemas-microsoft-com:office:word" xmlns:w="http://schemas.openxmlformats.org/wordprocessingml/2006/main" xmlns:w14="http://schemas.microsoft.com/office/word/2010/wordml" xmlns:w15="http://schemas.microsoft.com/office/word/2012/wordml" xmlns:w16cex="http://schemas.microsoft.com/office/word/2018/wordml/cex" xmlns:w16cid="http://schemas.microsoft.com/office/word/2016/wordml/cid" xmlns:w16="http://schemas.microsoft.com/office/word/2018/wordml" xmlns:w16du="http://schemas.microsoft.com/office/word/2023/wordml/word16du" xmlns:w16sdtdh="http://schemas.microsoft.com/office/word/2020/wordml/sdtdatahash" xmlns:w16sdtfl="http://schemas.microsoft.com/office/word/2024/wordml/sdtformatlock" xmlns:w16se="http://schemas.microsoft.com/office/word/2015/wordml/symex" xmlns:wpg="http://schemas.microsoft.com/office/word/2010/wordprocessingGroup" xmlns:wpi="http://schemas.microsoft.com/office/word/2010/wordprocessingInk" xmlns:wne="http://schemas.microsoft.com/office/word/2006/wordml" xmlns:wps="http://schemas.microsoft.com/office/word/2010/wordprocessingShape" mc:Ignorable="w14 w15 w16se w16cid w16 w16cex w16sdtdh w16sdtfl w16du wp14">
+<w:ftr xmlns:wpc="http://schemas.microsoft.com/office/word/2010/wordprocessingCanvas" xmlns:mc="http://schemas.openxmlformats.org/markup-compatibility/2006" xmlns:o="urn:schemas-microsoft-com:office:office" xmlns:r="http://schemas.openxmlformats.org/officeDocument/2006/relationships" xmlns:m="http://schemas.openxmlformats.org/officeDocument/2006/math" xmlns:v="urn:schemas-microsoft-com:vml" xmlns:wp14="http://schemas.microsoft.com/office/word/2010/wordprocessingDrawing" xmlns:wp="http://schemas.openxmlformats.org/drawingml/2006/wordprocessingDrawing" xmlns:w10="urn:schemas-microsoft-com:office:word" xmlns:w="http://schemas.openxmlformats.org/wordprocessingml/2006/main" xmlns:w14="http://schemas.microsoft.com/office/word/2010/wordml" xmlns:wpg="http://schemas.microsoft.com/office/word/2010/wordprocessingGroup" xmlns:wpi="http://schemas.microsoft.com/office/word/2010/wordprocessingInk" xmlns:wne="http://schemas.microsoft.com/office/word/2006/wordml" xmlns:wps="http://schemas.microsoft.com/office/word/2010/wordprocessingShape" mc:Ignorable="w14 wp14">
   <w:p>
     <w:pPr>
       <w:pStyle w:val="Footer"/>
@@ -95,7 +98,6 @@
               <w:noProof/>
               <w:sz w:val="20"/>
               <w:szCs w:val="20"/>
-              <w:lang w:val="sl-SI"/>
             </w:rPr>
           </w:pPr>
           <w:r>
@@ -104,7 +106,6 @@
               <w:noProof/>
               <w:sz w:val="20"/>
               <w:szCs w:val="20"/>
-              <w:lang w:val="sl-SI"/>
             </w:rPr>
             <w:t>Projekt:</w:t>
           </w:r>
@@ -114,7 +115,6 @@
               <w:noProof/>
               <w:sz w:val="20"/>
               <w:szCs w:val="20"/>
-              <w:lang w:val="sl-SI"/>
             </w:rPr>
             <w:br/>
           </w:r>
@@ -126,7 +126,6 @@
                 <w:noProof/>
                 <w:sz w:val="20"/>
                 <w:szCs w:val="20"/>
-                <w:lang w:val="sl-SI"/>
               </w:rPr>
               <w:t>Zmigaj se do vadbe</w:t>
             </w:r>
@@ -137,7 +136,6 @@
               <w:noProof/>
               <w:sz w:val="20"/>
               <w:szCs w:val="20"/>
-              <w:lang w:val="sl-SI"/>
             </w:rPr>
             <w:br/>
             <w:t>Olimpijski komite Slovenije</w:t>
@@ -157,7 +155,6 @@
               <w:noProof/>
               <w:sz w:val="20"/>
               <w:szCs w:val="20"/>
-              <w:lang w:val="sl-SI"/>
             </w:rPr>
           </w:pPr>
           <w:r>
@@ -166,7 +163,7 @@
               <w:noProof/>
               <w:sz w:val="20"/>
               <w:szCs w:val="20"/>
-              <w:lang w:val="sl-SI"/>
+              <w:lang w:eastAsia="sl-SI"/>
             </w:rPr>
             <w:drawing>
               <wp:inline distT="0" distB="0" distL="0" distR="0" wp14:anchorId="46A972DC" wp14:editId="56630B5C">
@@ -231,7 +228,6 @@
               <w:noProof/>
               <w:sz w:val="20"/>
               <w:szCs w:val="20"/>
-              <w:lang w:val="sl-SI"/>
             </w:rPr>
           </w:pPr>
           <w:r>
@@ -240,7 +236,6 @@
               <w:noProof/>
               <w:sz w:val="20"/>
               <w:szCs w:val="20"/>
-              <w:lang w:val="sl-SI"/>
             </w:rPr>
             <w:t>Analiza:</w:t>
           </w:r>
@@ -250,18 +245,8 @@
               <w:noProof/>
               <w:sz w:val="20"/>
               <w:szCs w:val="20"/>
-              <w:lang w:val="sl-SI"/>
             </w:rPr>
             <w:br/>
-          </w:r>
-          <w:r>
-            <w:rPr>
-              <w:rFonts w:ascii="Abadi ExtraLight" w:hAnsi="Abadi ExtraLight"/>
-              <w:noProof/>
-              <w:sz w:val="20"/>
-              <w:szCs w:val="20"/>
-              <w:lang w:val="sl-SI"/>
-            </w:rPr>
             <w:t>Univerza v Ljubljani</w:t>
           </w:r>
           <w:r>
@@ -270,7 +255,6 @@
               <w:noProof/>
               <w:sz w:val="20"/>
               <w:szCs w:val="20"/>
-              <w:lang w:val="sl-SI"/>
             </w:rPr>
             <w:tab/>
           </w:r>
@@ -283,7 +267,6 @@
               <w:noProof/>
               <w:sz w:val="20"/>
               <w:szCs w:val="20"/>
-              <w:lang w:val="sl-SI"/>
             </w:rPr>
           </w:pPr>
           <w:r>
@@ -292,7 +275,6 @@
               <w:noProof/>
               <w:sz w:val="20"/>
               <w:szCs w:val="20"/>
-              <w:lang w:val="sl-SI"/>
             </w:rPr>
             <w:t>Fakulteta za šport</w:t>
           </w:r>
@@ -302,7 +284,6 @@
               <w:noProof/>
               <w:sz w:val="20"/>
               <w:szCs w:val="20"/>
-              <w:lang w:val="sl-SI"/>
             </w:rPr>
             <w:br/>
           </w:r>
@@ -314,7 +295,6 @@
                 <w:noProof/>
                 <w:sz w:val="20"/>
                 <w:szCs w:val="20"/>
-                <w:lang w:val="sl-SI"/>
               </w:rPr>
               <w:t>Raziskovalna skupina SLOfit</w:t>
             </w:r>
@@ -328,7 +308,6 @@
               <w:noProof/>
               <w:sz w:val="20"/>
               <w:szCs w:val="20"/>
-              <w:lang w:val="sl-SI"/>
             </w:rPr>
           </w:pPr>
         </w:p>
@@ -344,7 +323,7 @@
 </file>
 
 <file path=word/footer3.xml><?xml version="1.0" encoding="utf-8"?>
-<w:ftr xmlns:wpc="http://schemas.microsoft.com/office/word/2010/wordprocessingCanvas" xmlns:cx="http://schemas.microsoft.com/office/drawing/2014/chartex" xmlns:cx1="http://schemas.microsoft.com/office/drawing/2015/9/8/chartex" xmlns:cx2="http://schemas.microsoft.com/office/drawing/2015/10/21/chartex" xmlns:cx3="http://schemas.microsoft.com/office/drawing/2016/5/9/chartex" xmlns:cx4="http://schemas.microsoft.com/office/drawing/2016/5/10/chartex" xmlns:cx5="http://schemas.microsoft.com/office/drawing/2016/5/11/chartex" xmlns:cx6="http://schemas.microsoft.com/office/drawing/2016/5/12/chartex" xmlns:cx7="http://schemas.microsoft.com/office/drawing/2016/5/13/chartex" xmlns:cx8="http://schemas.microsoft.com/office/drawing/2016/5/14/chartex" xmlns:mc="http://schemas.openxmlformats.org/markup-compatibility/2006" xmlns:aink="http://schemas.microsoft.com/office/drawing/2016/ink" xmlns:am3d="http://schemas.microsoft.com/office/drawing/2017/model3d" xmlns:o="urn:schemas-microsoft-com:office:office" xmlns:oel="http://schemas.microsoft.com/office/2019/extlst" xmlns:r="http://schemas.openxmlformats.org/officeDocument/2006/relationships" xmlns:m="http://schemas.openxmlformats.org/officeDocument/2006/math" xmlns:v="urn:schemas-microsoft-com:vml" xmlns:wp14="http://schemas.microsoft.com/office/word/2010/wordprocessingDrawing" xmlns:wp="http://schemas.openxmlformats.org/drawingml/2006/wordprocessingDrawing" xmlns:w10="urn:schemas-microsoft-com:office:word" xmlns:w="http://schemas.openxmlformats.org/wordprocessingml/2006/main" xmlns:w14="http://schemas.microsoft.com/office/word/2010/wordml" xmlns:w15="http://schemas.microsoft.com/office/word/2012/wordml" xmlns:w16cex="http://schemas.microsoft.com/office/word/2018/wordml/cex" xmlns:w16cid="http://schemas.microsoft.com/office/word/2016/wordml/cid" xmlns:w16="http://schemas.microsoft.com/office/word/2018/wordml" xmlns:w16du="http://schemas.microsoft.com/office/word/2023/wordml/word16du" xmlns:w16sdtdh="http://schemas.microsoft.com/office/word/2020/wordml/sdtdatahash" xmlns:w16sdtfl="http://schemas.microsoft.com/office/word/2024/wordml/sdtformatlock" xmlns:w16se="http://schemas.microsoft.com/office/word/2015/wordml/symex" xmlns:wpg="http://schemas.microsoft.com/office/word/2010/wordprocessingGroup" xmlns:wpi="http://schemas.microsoft.com/office/word/2010/wordprocessingInk" xmlns:wne="http://schemas.microsoft.com/office/word/2006/wordml" xmlns:wps="http://schemas.microsoft.com/office/word/2010/wordprocessingShape" mc:Ignorable="w14 w15 w16se w16cid w16 w16cex w16sdtdh w16sdtfl w16du wp14">
+<w:ftr xmlns:wpc="http://schemas.microsoft.com/office/word/2010/wordprocessingCanvas" xmlns:mc="http://schemas.openxmlformats.org/markup-compatibility/2006" xmlns:o="urn:schemas-microsoft-com:office:office" xmlns:r="http://schemas.openxmlformats.org/officeDocument/2006/relationships" xmlns:m="http://schemas.openxmlformats.org/officeDocument/2006/math" xmlns:v="urn:schemas-microsoft-com:vml" xmlns:wp14="http://schemas.microsoft.com/office/word/2010/wordprocessingDrawing" xmlns:wp="http://schemas.openxmlformats.org/drawingml/2006/wordprocessingDrawing" xmlns:w10="urn:schemas-microsoft-com:office:word" xmlns:w="http://schemas.openxmlformats.org/wordprocessingml/2006/main" xmlns:w14="http://schemas.microsoft.com/office/word/2010/wordml" xmlns:wpg="http://schemas.microsoft.com/office/word/2010/wordprocessingGroup" xmlns:wpi="http://schemas.microsoft.com/office/word/2010/wordprocessingInk" xmlns:wne="http://schemas.microsoft.com/office/word/2006/wordml" xmlns:wps="http://schemas.microsoft.com/office/word/2010/wordprocessingShape" mc:Ignorable="w14 wp14">
   <w:p>
     <w:pPr>
       <w:pStyle w:val="Footer"/>
@@ -354,7 +333,7 @@
 </file>
 
 <file path=word/footnotes.xml><?xml version="1.0" encoding="utf-8"?>
-<w:footnotes xmlns:wpc="http://schemas.microsoft.com/office/word/2010/wordprocessingCanvas" xmlns:cx="http://schemas.microsoft.com/office/drawing/2014/chartex" xmlns:cx1="http://schemas.microsoft.com/office/drawing/2015/9/8/chartex" xmlns:cx2="http://schemas.microsoft.com/office/drawing/2015/10/21/chartex" xmlns:cx3="http://schemas.microsoft.com/office/drawing/2016/5/9/chartex" xmlns:cx4="http://schemas.microsoft.com/office/drawing/2016/5/10/chartex" xmlns:cx5="http://schemas.microsoft.com/office/drawing/2016/5/11/chartex" xmlns:cx6="http://schemas.microsoft.com/office/drawing/2016/5/12/chartex" xmlns:cx7="http://schemas.microsoft.com/office/drawing/2016/5/13/chartex" xmlns:cx8="http://schemas.microsoft.com/office/drawing/2016/5/14/chartex" xmlns:mc="http://schemas.openxmlformats.org/markup-compatibility/2006" xmlns:aink="http://schemas.microsoft.com/office/drawing/2016/ink" xmlns:am3d="http://schemas.microsoft.com/office/drawing/2017/model3d" xmlns:o="urn:schemas-microsoft-com:office:office" xmlns:oel="http://schemas.microsoft.com/office/2019/extlst" xmlns:r="http://schemas.openxmlformats.org/officeDocument/2006/relationships" xmlns:m="http://schemas.openxmlformats.org/officeDocument/2006/math" xmlns:v="urn:schemas-microsoft-com:vml" xmlns:wp14="http://schemas.microsoft.com/office/word/2010/wordprocessingDrawing" xmlns:wp="http://schemas.openxmlformats.org/drawingml/2006/wordprocessingDrawing" xmlns:w10="urn:schemas-microsoft-com:office:word" xmlns:w="http://schemas.openxmlformats.org/wordprocessingml/2006/main" xmlns:w14="http://schemas.microsoft.com/office/word/2010/wordml" xmlns:w15="http://schemas.microsoft.com/office/word/2012/wordml" xmlns:w16cex="http://schemas.microsoft.com/office/word/2018/wordml/cex" xmlns:w16cid="http://schemas.microsoft.com/office/word/2016/wordml/cid" xmlns:w16="http://schemas.microsoft.com/office/word/2018/wordml" xmlns:w16du="http://schemas.microsoft.com/office/word/2023/wordml/word16du" xmlns:w16sdtdh="http://schemas.microsoft.com/office/word/2020/wordml/sdtdatahash" xmlns:w16sdtfl="http://schemas.microsoft.com/office/word/2024/wordml/sdtformatlock" xmlns:w16se="http://schemas.microsoft.com/office/word/2015/wordml/symex" xmlns:wpg="http://schemas.microsoft.com/office/word/2010/wordprocessingGroup" xmlns:wpi="http://schemas.microsoft.com/office/word/2010/wordprocessingInk" xmlns:wne="http://schemas.microsoft.com/office/word/2006/wordml" xmlns:wps="http://schemas.microsoft.com/office/word/2010/wordprocessingShape" mc:Ignorable="w14 w15 w16se w16cid w16 w16cex w16sdtdh w16sdtfl w16du wp14">
+<w:footnotes xmlns:wpc="http://schemas.microsoft.com/office/word/2010/wordprocessingCanvas" xmlns:mc="http://schemas.openxmlformats.org/markup-compatibility/2006" xmlns:o="urn:schemas-microsoft-com:office:office" xmlns:r="http://schemas.openxmlformats.org/officeDocument/2006/relationships" xmlns:m="http://schemas.openxmlformats.org/officeDocument/2006/math" xmlns:v="urn:schemas-microsoft-com:vml" xmlns:wp14="http://schemas.microsoft.com/office/word/2010/wordprocessingDrawing" xmlns:wp="http://schemas.openxmlformats.org/drawingml/2006/wordprocessingDrawing" xmlns:w10="urn:schemas-microsoft-com:office:word" xmlns:w="http://schemas.openxmlformats.org/wordprocessingml/2006/main" xmlns:w14="http://schemas.microsoft.com/office/word/2010/wordml" xmlns:wpg="http://schemas.microsoft.com/office/word/2010/wordprocessingGroup" xmlns:wpi="http://schemas.microsoft.com/office/word/2010/wordprocessingInk" xmlns:wne="http://schemas.microsoft.com/office/word/2006/wordml" xmlns:wps="http://schemas.microsoft.com/office/word/2010/wordprocessingShape" mc:Ignorable="w14 wp14">
   <w:footnote w:type="separator" w:id="-1">
     <w:p>
       <w:pPr>
@@ -379,7 +358,7 @@
 </file>
 
 <file path=word/header1.xml><?xml version="1.0" encoding="utf-8"?>
-<w:hdr xmlns:wpc="http://schemas.microsoft.com/office/word/2010/wordprocessingCanvas" xmlns:cx="http://schemas.microsoft.com/office/drawing/2014/chartex" xmlns:cx1="http://schemas.microsoft.com/office/drawing/2015/9/8/chartex" xmlns:cx2="http://schemas.microsoft.com/office/drawing/2015/10/21/chartex" xmlns:cx3="http://schemas.microsoft.com/office/drawing/2016/5/9/chartex" xmlns:cx4="http://schemas.microsoft.com/office/drawing/2016/5/10/chartex" xmlns:cx5="http://schemas.microsoft.com/office/drawing/2016/5/11/chartex" xmlns:cx6="http://schemas.microsoft.com/office/drawing/2016/5/12/chartex" xmlns:cx7="http://schemas.microsoft.com/office/drawing/2016/5/13/chartex" xmlns:cx8="http://schemas.microsoft.com/office/drawing/2016/5/14/chartex" xmlns:mc="http://schemas.openxmlformats.org/markup-compatibility/2006" xmlns:aink="http://schemas.microsoft.com/office/drawing/2016/ink" xmlns:am3d="http://schemas.microsoft.com/office/drawing/2017/model3d" xmlns:o="urn:schemas-microsoft-com:office:office" xmlns:oel="http://schemas.microsoft.com/office/2019/extlst" xmlns:r="http://schemas.openxmlformats.org/officeDocument/2006/relationships" xmlns:m="http://schemas.openxmlformats.org/officeDocument/2006/math" xmlns:v="urn:schemas-microsoft-com:vml" xmlns:wp14="http://schemas.microsoft.com/office/word/2010/wordprocessingDrawing" xmlns:wp="http://schemas.openxmlformats.org/drawingml/2006/wordprocessingDrawing" xmlns:w10="urn:schemas-microsoft-com:office:word" xmlns:w="http://schemas.openxmlformats.org/wordprocessingml/2006/main" xmlns:w14="http://schemas.microsoft.com/office/word/2010/wordml" xmlns:w15="http://schemas.microsoft.com/office/word/2012/wordml" xmlns:w16cex="http://schemas.microsoft.com/office/word/2018/wordml/cex" xmlns:w16cid="http://schemas.microsoft.com/office/word/2016/wordml/cid" xmlns:w16="http://schemas.microsoft.com/office/word/2018/wordml" xmlns:w16du="http://schemas.microsoft.com/office/word/2023/wordml/word16du" xmlns:w16sdtdh="http://schemas.microsoft.com/office/word/2020/wordml/sdtdatahash" xmlns:w16sdtfl="http://schemas.microsoft.com/office/word/2024/wordml/sdtformatlock" xmlns:w16se="http://schemas.microsoft.com/office/word/2015/wordml/symex" xmlns:wpg="http://schemas.microsoft.com/office/word/2010/wordprocessingGroup" xmlns:wpi="http://schemas.microsoft.com/office/word/2010/wordprocessingInk" xmlns:wne="http://schemas.microsoft.com/office/word/2006/wordml" xmlns:wps="http://schemas.microsoft.com/office/word/2010/wordprocessingShape" mc:Ignorable="w14 w15 w16se w16cid w16 w16cex w16sdtdh w16sdtfl w16du wp14">
+<w:hdr xmlns:wpc="http://schemas.microsoft.com/office/word/2010/wordprocessingCanvas" xmlns:mc="http://schemas.openxmlformats.org/markup-compatibility/2006" xmlns:o="urn:schemas-microsoft-com:office:office" xmlns:r="http://schemas.openxmlformats.org/officeDocument/2006/relationships" xmlns:m="http://schemas.openxmlformats.org/officeDocument/2006/math" xmlns:v="urn:schemas-microsoft-com:vml" xmlns:wp14="http://schemas.microsoft.com/office/word/2010/wordprocessingDrawing" xmlns:wp="http://schemas.openxmlformats.org/drawingml/2006/wordprocessingDrawing" xmlns:w10="urn:schemas-microsoft-com:office:word" xmlns:w="http://schemas.openxmlformats.org/wordprocessingml/2006/main" xmlns:w14="http://schemas.microsoft.com/office/word/2010/wordml" xmlns:wpg="http://schemas.microsoft.com/office/word/2010/wordprocessingGroup" xmlns:wpi="http://schemas.microsoft.com/office/word/2010/wordprocessingInk" xmlns:wne="http://schemas.microsoft.com/office/word/2006/wordml" xmlns:wps="http://schemas.microsoft.com/office/word/2010/wordprocessingShape" mc:Ignorable="w14 wp14">
   <w:p>
     <w:pPr>
       <w:pStyle w:val="Header"/>
@@ -389,7 +368,7 @@
 </file>
 
 <file path=word/header2.xml><?xml version="1.0" encoding="utf-8"?>
-<w:hdr xmlns:wpc="http://schemas.microsoft.com/office/word/2010/wordprocessingCanvas" xmlns:cx="http://schemas.microsoft.com/office/drawing/2014/chartex" xmlns:cx1="http://schemas.microsoft.com/office/drawing/2015/9/8/chartex" xmlns:cx2="http://schemas.microsoft.com/office/drawing/2015/10/21/chartex" xmlns:cx3="http://schemas.microsoft.com/office/drawing/2016/5/9/chartex" xmlns:cx4="http://schemas.microsoft.com/office/drawing/2016/5/10/chartex" xmlns:cx5="http://schemas.microsoft.com/office/drawing/2016/5/11/chartex" xmlns:cx6="http://schemas.microsoft.com/office/drawing/2016/5/12/chartex" xmlns:cx7="http://schemas.microsoft.com/office/drawing/2016/5/13/chartex" xmlns:cx8="http://schemas.microsoft.com/office/drawing/2016/5/14/chartex" xmlns:mc="http://schemas.openxmlformats.org/markup-compatibility/2006" xmlns:aink="http://schemas.microsoft.com/office/drawing/2016/ink" xmlns:am3d="http://schemas.microsoft.com/office/drawing/2017/model3d" xmlns:o="urn:schemas-microsoft-com:office:office" xmlns:oel="http://schemas.microsoft.com/office/2019/extlst" xmlns:r="http://schemas.openxmlformats.org/officeDocument/2006/relationships" xmlns:m="http://schemas.openxmlformats.org/officeDocument/2006/math" xmlns:v="urn:schemas-microsoft-com:vml" xmlns:wp14="http://schemas.microsoft.com/office/word/2010/wordprocessingDrawing" xmlns:wp="http://schemas.openxmlformats.org/drawingml/2006/wordprocessingDrawing" xmlns:w10="urn:schemas-microsoft-com:office:word" xmlns:w="http://schemas.openxmlformats.org/wordprocessingml/2006/main" xmlns:w14="http://schemas.microsoft.com/office/word/2010/wordml" xmlns:w15="http://schemas.microsoft.com/office/word/2012/wordml" xmlns:w16cex="http://schemas.microsoft.com/office/word/2018/wordml/cex" xmlns:w16cid="http://schemas.microsoft.com/office/word/2016/wordml/cid" xmlns:w16="http://schemas.microsoft.com/office/word/2018/wordml" xmlns:w16du="http://schemas.microsoft.com/office/word/2023/wordml/word16du" xmlns:w16sdtdh="http://schemas.microsoft.com/office/word/2020/wordml/sdtdatahash" xmlns:w16sdtfl="http://schemas.microsoft.com/office/word/2024/wordml/sdtformatlock" xmlns:w16se="http://schemas.microsoft.com/office/word/2015/wordml/symex" xmlns:wpg="http://schemas.microsoft.com/office/word/2010/wordprocessingGroup" xmlns:wpi="http://schemas.microsoft.com/office/word/2010/wordprocessingInk" xmlns:wne="http://schemas.microsoft.com/office/word/2006/wordml" xmlns:wps="http://schemas.microsoft.com/office/word/2010/wordprocessingShape" mc:Ignorable="w14 w15 w16se w16cid w16 w16cex w16sdtdh w16sdtfl w16du wp14">
+<w:hdr xmlns:wpc="http://schemas.microsoft.com/office/word/2010/wordprocessingCanvas" xmlns:mc="http://schemas.openxmlformats.org/markup-compatibility/2006" xmlns:o="urn:schemas-microsoft-com:office:office" xmlns:r="http://schemas.openxmlformats.org/officeDocument/2006/relationships" xmlns:m="http://schemas.openxmlformats.org/officeDocument/2006/math" xmlns:v="urn:schemas-microsoft-com:vml" xmlns:wp14="http://schemas.microsoft.com/office/word/2010/wordprocessingDrawing" xmlns:wp="http://schemas.openxmlformats.org/drawingml/2006/wordprocessingDrawing" xmlns:w10="urn:schemas-microsoft-com:office:word" xmlns:w="http://schemas.openxmlformats.org/wordprocessingml/2006/main" xmlns:w14="http://schemas.microsoft.com/office/word/2010/wordml" xmlns:wpg="http://schemas.microsoft.com/office/word/2010/wordprocessingGroup" xmlns:wpi="http://schemas.microsoft.com/office/word/2010/wordprocessingInk" xmlns:wne="http://schemas.microsoft.com/office/word/2006/wordml" xmlns:wps="http://schemas.microsoft.com/office/word/2010/wordprocessingShape" mc:Ignorable="w14 wp14">
   <w:p>
     <w:pPr>
       <w:pStyle w:val="Header"/>
@@ -399,7 +378,7 @@
 </file>
 
 <file path=word/header3.xml><?xml version="1.0" encoding="utf-8"?>
-<w:hdr xmlns:wpc="http://schemas.microsoft.com/office/word/2010/wordprocessingCanvas" xmlns:cx="http://schemas.microsoft.com/office/drawing/2014/chartex" xmlns:cx1="http://schemas.microsoft.com/office/drawing/2015/9/8/chartex" xmlns:cx2="http://schemas.microsoft.com/office/drawing/2015/10/21/chartex" xmlns:cx3="http://schemas.microsoft.com/office/drawing/2016/5/9/chartex" xmlns:cx4="http://schemas.microsoft.com/office/drawing/2016/5/10/chartex" xmlns:cx5="http://schemas.microsoft.com/office/drawing/2016/5/11/chartex" xmlns:cx6="http://schemas.microsoft.com/office/drawing/2016/5/12/chartex" xmlns:cx7="http://schemas.microsoft.com/office/drawing/2016/5/13/chartex" xmlns:cx8="http://schemas.microsoft.com/office/drawing/2016/5/14/chartex" xmlns:mc="http://schemas.openxmlformats.org/markup-compatibility/2006" xmlns:aink="http://schemas.microsoft.com/office/drawing/2016/ink" xmlns:am3d="http://schemas.microsoft.com/office/drawing/2017/model3d" xmlns:o="urn:schemas-microsoft-com:office:office" xmlns:oel="http://schemas.microsoft.com/office/2019/extlst" xmlns:r="http://schemas.openxmlformats.org/officeDocument/2006/relationships" xmlns:m="http://schemas.openxmlformats.org/officeDocument/2006/math" xmlns:v="urn:schemas-microsoft-com:vml" xmlns:wp14="http://schemas.microsoft.com/office/word/2010/wordprocessingDrawing" xmlns:wp="http://schemas.openxmlformats.org/drawingml/2006/wordprocessingDrawing" xmlns:w10="urn:schemas-microsoft-com:office:word" xmlns:w="http://schemas.openxmlformats.org/wordprocessingml/2006/main" xmlns:w14="http://schemas.microsoft.com/office/word/2010/wordml" xmlns:w15="http://schemas.microsoft.com/office/word/2012/wordml" xmlns:w16cex="http://schemas.microsoft.com/office/word/2018/wordml/cex" xmlns:w16cid="http://schemas.microsoft.com/office/word/2016/wordml/cid" xmlns:w16="http://schemas.microsoft.com/office/word/2018/wordml" xmlns:w16du="http://schemas.microsoft.com/office/word/2023/wordml/word16du" xmlns:w16sdtdh="http://schemas.microsoft.com/office/word/2020/wordml/sdtdatahash" xmlns:w16sdtfl="http://schemas.microsoft.com/office/word/2024/wordml/sdtformatlock" xmlns:w16se="http://schemas.microsoft.com/office/word/2015/wordml/symex" xmlns:wpg="http://schemas.microsoft.com/office/word/2010/wordprocessingGroup" xmlns:wpi="http://schemas.microsoft.com/office/word/2010/wordprocessingInk" xmlns:wne="http://schemas.microsoft.com/office/word/2006/wordml" xmlns:wps="http://schemas.microsoft.com/office/word/2010/wordprocessingShape" mc:Ignorable="w14 w15 w16se w16cid w16 w16cex w16sdtdh w16sdtfl w16du wp14">
+<w:hdr xmlns:wpc="http://schemas.microsoft.com/office/word/2010/wordprocessingCanvas" xmlns:mc="http://schemas.openxmlformats.org/markup-compatibility/2006" xmlns:o="urn:schemas-microsoft-com:office:office" xmlns:r="http://schemas.openxmlformats.org/officeDocument/2006/relationships" xmlns:m="http://schemas.openxmlformats.org/officeDocument/2006/math" xmlns:v="urn:schemas-microsoft-com:vml" xmlns:wp14="http://schemas.microsoft.com/office/word/2010/wordprocessingDrawing" xmlns:wp="http://schemas.openxmlformats.org/drawingml/2006/wordprocessingDrawing" xmlns:w10="urn:schemas-microsoft-com:office:word" xmlns:w="http://schemas.openxmlformats.org/wordprocessingml/2006/main" xmlns:w14="http://schemas.microsoft.com/office/word/2010/wordml" xmlns:wpg="http://schemas.microsoft.com/office/word/2010/wordprocessingGroup" xmlns:wpi="http://schemas.microsoft.com/office/word/2010/wordprocessingInk" xmlns:wne="http://schemas.microsoft.com/office/word/2006/wordml" xmlns:wps="http://schemas.microsoft.com/office/word/2010/wordprocessingShape" mc:Ignorable="w14 wp14">
   <w:p>
     <w:pPr>
       <w:pStyle w:val="Header"/>
@@ -409,7 +388,7 @@
 </file>
 
 <file path=word/styles.xml><?xml version="1.0" encoding="utf-8"?>
-<w:styles xmlns:mc="http://schemas.openxmlformats.org/markup-compatibility/2006" xmlns:r="http://schemas.openxmlformats.org/officeDocument/2006/relationships" xmlns:w="http://schemas.openxmlformats.org/wordprocessingml/2006/main" xmlns:w14="http://schemas.microsoft.com/office/word/2010/wordml" xmlns:w15="http://schemas.microsoft.com/office/word/2012/wordml" xmlns:w16cex="http://schemas.microsoft.com/office/word/2018/wordml/cex" xmlns:w16cid="http://schemas.microsoft.com/office/word/2016/wordml/cid" xmlns:w16="http://schemas.microsoft.com/office/word/2018/wordml" xmlns:w16du="http://schemas.microsoft.com/office/word/2023/wordml/word16du" xmlns:w16sdtdh="http://schemas.microsoft.com/office/word/2020/wordml/sdtdatahash" xmlns:w16sdtfl="http://schemas.microsoft.com/office/word/2024/wordml/sdtformatlock" xmlns:w16se="http://schemas.microsoft.com/office/word/2015/wordml/symex" mc:Ignorable="w14 w15 w16se w16cid w16 w16cex w16sdtdh w16sdtfl w16du">
+<w:styles xmlns:mc="http://schemas.openxmlformats.org/markup-compatibility/2006" xmlns:r="http://schemas.openxmlformats.org/officeDocument/2006/relationships" xmlns:w="http://schemas.openxmlformats.org/wordprocessingml/2006/main" xmlns:w14="http://schemas.microsoft.com/office/word/2010/wordml" mc:Ignorable="w14">
   <w:docDefaults>
     <w:rPrDefault>
       <w:rPr>
@@ -417,7 +396,7 @@
         <w:kern w:val="2"/>
         <w:sz w:val="24"/>
         <w:szCs w:val="24"/>
-        <w:lang w:val="en-SI" w:eastAsia="en-US" w:bidi="ar-SA"/>
+        <w:lang w:val="sl-SI" w:eastAsia="en-US" w:bidi="ar-SA"/>
         <w14:ligatures w14:val="standardContextual"/>
       </w:rPr>
     </w:rPrDefault>
@@ -427,383 +406,144 @@
       </w:pPr>
     </w:pPrDefault>
   </w:docDefaults>
-  <w:latentStyles w:defLockedState="0" w:defUIPriority="99" w:defSemiHidden="0" w:defUnhideWhenUsed="0" w:defQFormat="0" w:count="376">
-    <w:lsdException w:name="Normal" w:uiPriority="0" w:qFormat="1"/>
-    <w:lsdException w:name="heading 1" w:uiPriority="9" w:qFormat="1"/>
-    <w:lsdException w:name="heading 2" w:semiHidden="1" w:uiPriority="9" w:unhideWhenUsed="1" w:qFormat="1"/>
-    <w:lsdException w:name="heading 3" w:semiHidden="1" w:uiPriority="9" w:unhideWhenUsed="1" w:qFormat="1"/>
-    <w:lsdException w:name="heading 4" w:semiHidden="1" w:uiPriority="9" w:unhideWhenUsed="1" w:qFormat="1"/>
-    <w:lsdException w:name="heading 5" w:semiHidden="1" w:uiPriority="9" w:unhideWhenUsed="1" w:qFormat="1"/>
-    <w:lsdException w:name="heading 6" w:semiHidden="1" w:uiPriority="9" w:unhideWhenUsed="1" w:qFormat="1"/>
-    <w:lsdException w:name="heading 7" w:semiHidden="1" w:uiPriority="9" w:unhideWhenUsed="1" w:qFormat="1"/>
-    <w:lsdException w:name="heading 8" w:semiHidden="1" w:uiPriority="9" w:unhideWhenUsed="1" w:qFormat="1"/>
-    <w:lsdException w:name="heading 9" w:semiHidden="1" w:uiPriority="9" w:unhideWhenUsed="1" w:qFormat="1"/>
-    <w:lsdException w:name="index 1" w:semiHidden="1" w:unhideWhenUsed="1"/>
-    <w:lsdException w:name="index 2" w:semiHidden="1" w:unhideWhenUsed="1"/>
-    <w:lsdException w:name="index 3" w:semiHidden="1" w:unhideWhenUsed="1"/>
-    <w:lsdException w:name="index 4" w:semiHidden="1" w:unhideWhenUsed="1"/>
-    <w:lsdException w:name="index 5" w:semiHidden="1" w:unhideWhenUsed="1"/>
-    <w:lsdException w:name="index 6" w:semiHidden="1" w:unhideWhenUsed="1"/>
-    <w:lsdException w:name="index 7" w:semiHidden="1" w:unhideWhenUsed="1"/>
-    <w:lsdException w:name="index 8" w:semiHidden="1" w:unhideWhenUsed="1"/>
-    <w:lsdException w:name="index 9" w:semiHidden="1" w:unhideWhenUsed="1"/>
-    <w:lsdException w:name="toc 1" w:semiHidden="1" w:uiPriority="39" w:unhideWhenUsed="1"/>
-    <w:lsdException w:name="toc 2" w:semiHidden="1" w:uiPriority="39" w:unhideWhenUsed="1"/>
-    <w:lsdException w:name="toc 3" w:semiHidden="1" w:uiPriority="39" w:unhideWhenUsed="1"/>
-    <w:lsdException w:name="toc 4" w:semiHidden="1" w:uiPriority="39" w:unhideWhenUsed="1"/>
-    <w:lsdException w:name="toc 5" w:semiHidden="1" w:uiPriority="39" w:unhideWhenUsed="1"/>
-    <w:lsdException w:name="toc 6" w:semiHidden="1" w:uiPriority="39" w:unhideWhenUsed="1"/>
-    <w:lsdException w:name="toc 7" w:semiHidden="1" w:uiPriority="39" w:unhideWhenUsed="1"/>
-    <w:lsdException w:name="toc 8" w:semiHidden="1" w:uiPriority="39" w:unhideWhenUsed="1"/>
-    <w:lsdException w:name="toc 9" w:semiHidden="1" w:uiPriority="39" w:unhideWhenUsed="1"/>
-    <w:lsdException w:name="Normal Indent" w:semiHidden="1" w:unhideWhenUsed="1"/>
-    <w:lsdException w:name="footnote text" w:semiHidden="1" w:unhideWhenUsed="1"/>
-    <w:lsdException w:name="annotation text" w:semiHidden="1" w:unhideWhenUsed="1"/>
-    <w:lsdException w:name="header" w:semiHidden="1" w:unhideWhenUsed="1"/>
-    <w:lsdException w:name="footer" w:semiHidden="1" w:unhideWhenUsed="1"/>
-    <w:lsdException w:name="index heading" w:semiHidden="1" w:unhideWhenUsed="1"/>
-    <w:lsdException w:name="caption" w:semiHidden="1" w:uiPriority="35" w:unhideWhenUsed="1" w:qFormat="1"/>
-    <w:lsdException w:name="table of figures" w:semiHidden="1" w:unhideWhenUsed="1"/>
-    <w:lsdException w:name="envelope address" w:semiHidden="1" w:unhideWhenUsed="1"/>
-    <w:lsdException w:name="envelope return" w:semiHidden="1" w:unhideWhenUsed="1"/>
-    <w:lsdException w:name="footnote reference" w:semiHidden="1" w:unhideWhenUsed="1"/>
-    <w:lsdException w:name="annotation reference" w:semiHidden="1" w:unhideWhenUsed="1"/>
-    <w:lsdException w:name="line number" w:semiHidden="1" w:unhideWhenUsed="1"/>
-    <w:lsdException w:name="page number" w:semiHidden="1" w:unhideWhenUsed="1"/>
-    <w:lsdException w:name="endnote reference" w:semiHidden="1" w:unhideWhenUsed="1"/>
-    <w:lsdException w:name="endnote text" w:semiHidden="1" w:unhideWhenUsed="1"/>
-    <w:lsdException w:name="table of authorities" w:semiHidden="1" w:unhideWhenUsed="1"/>
-    <w:lsdException w:name="macro" w:semiHidden="1" w:unhideWhenUsed="1"/>
-    <w:lsdException w:name="toa heading" w:semiHidden="1" w:unhideWhenUsed="1"/>
-    <w:lsdException w:name="List" w:semiHidden="1" w:unhideWhenUsed="1"/>
-    <w:lsdException w:name="List Bullet" w:semiHidden="1" w:unhideWhenUsed="1"/>
-    <w:lsdException w:name="List Number" w:semiHidden="1" w:unhideWhenUsed="1"/>
-    <w:lsdException w:name="List 2" w:semiHidden="1" w:unhideWhenUsed="1"/>
-    <w:lsdException w:name="List 3" w:semiHidden="1" w:unhideWhenUsed="1"/>
-    <w:lsdException w:name="List 4" w:semiHidden="1" w:unhideWhenUsed="1"/>
-    <w:lsdException w:name="List 5" w:semiHidden="1" w:unhideWhenUsed="1"/>
-    <w:lsdException w:name="List Bullet 2" w:semiHidden="1" w:unhideWhenUsed="1"/>
-    <w:lsdException w:name="List Bullet 3" w:semiHidden="1" w:unhideWhenUsed="1"/>
-    <w:lsdException w:name="List Bullet 4" w:semiHidden="1" w:unhideWhenUsed="1"/>
-    <w:lsdException w:name="List Bullet 5" w:semiHidden="1" w:unhideWhenUsed="1"/>
-    <w:lsdException w:name="List Number 2" w:semiHidden="1" w:unhideWhenUsed="1"/>
-    <w:lsdException w:name="List Number 3" w:semiHidden="1" w:unhideWhenUsed="1"/>
-    <w:lsdException w:name="List Number 4" w:semiHidden="1" w:unhideWhenUsed="1"/>
-    <w:lsdException w:name="List Number 5" w:semiHidden="1" w:unhideWhenUsed="1"/>
-    <w:lsdException w:name="Title" w:uiPriority="10" w:qFormat="1"/>
-    <w:lsdException w:name="Closing" w:semiHidden="1" w:unhideWhenUsed="1"/>
-    <w:lsdException w:name="Signature" w:semiHidden="1" w:unhideWhenUsed="1"/>
-    <w:lsdException w:name="Default Paragraph Font" w:semiHidden="1" w:uiPriority="1" w:unhideWhenUsed="1"/>
-    <w:lsdException w:name="Body Text" w:semiHidden="1" w:unhideWhenUsed="1"/>
-    <w:lsdException w:name="Body Text Indent" w:semiHidden="1" w:unhideWhenUsed="1"/>
-    <w:lsdException w:name="List Continue" w:semiHidden="1" w:unhideWhenUsed="1"/>
-    <w:lsdException w:name="List Continue 2" w:semiHidden="1" w:unhideWhenUsed="1"/>
-    <w:lsdException w:name="List Continue 3" w:semiHidden="1" w:unhideWhenUsed="1"/>
-    <w:lsdException w:name="List Continue 4" w:semiHidden="1" w:unhideWhenUsed="1"/>
-    <w:lsdException w:name="List Continue 5" w:semiHidden="1" w:unhideWhenUsed="1"/>
-    <w:lsdException w:name="Message Header" w:semiHidden="1" w:unhideWhenUsed="1"/>
-    <w:lsdException w:name="Subtitle" w:uiPriority="11" w:qFormat="1"/>
-    <w:lsdException w:name="Salutation" w:semiHidden="1" w:unhideWhenUsed="1"/>
-    <w:lsdException w:name="Date" w:semiHidden="1" w:unhideWhenUsed="1"/>
-    <w:lsdException w:name="Body Text First Indent" w:semiHidden="1" w:unhideWhenUsed="1"/>
-    <w:lsdException w:name="Body Text First Indent 2" w:semiHidden="1" w:unhideWhenUsed="1"/>
-    <w:lsdException w:name="Note Heading" w:semiHidden="1" w:unhideWhenUsed="1"/>
-    <w:lsdException w:name="Body Text 2" w:semiHidden="1" w:unhideWhenUsed="1"/>
-    <w:lsdException w:name="Body Text 3" w:semiHidden="1" w:unhideWhenUsed="1"/>
-    <w:lsdException w:name="Body Text Indent 2" w:semiHidden="1" w:unhideWhenUsed="1"/>
-    <w:lsdException w:name="Body Text Indent 3" w:semiHidden="1" w:unhideWhenUsed="1"/>
-    <w:lsdException w:name="Block Text" w:semiHidden="1" w:unhideWhenUsed="1"/>
-    <w:lsdException w:name="Hyperlink" w:semiHidden="1" w:unhideWhenUsed="1"/>
-    <w:lsdException w:name="FollowedHyperlink" w:semiHidden="1" w:unhideWhenUsed="1"/>
-    <w:lsdException w:name="Strong" w:uiPriority="22" w:qFormat="1"/>
-    <w:lsdException w:name="Emphasis" w:uiPriority="20" w:qFormat="1"/>
-    <w:lsdException w:name="Document Map" w:semiHidden="1" w:unhideWhenUsed="1"/>
-    <w:lsdException w:name="Plain Text" w:semiHidden="1" w:unhideWhenUsed="1"/>
-    <w:lsdException w:name="E-mail Signature" w:semiHidden="1" w:unhideWhenUsed="1"/>
-    <w:lsdException w:name="HTML Top of Form" w:semiHidden="1" w:unhideWhenUsed="1"/>
-    <w:lsdException w:name="HTML Bottom of Form" w:semiHidden="1" w:unhideWhenUsed="1"/>
-    <w:lsdException w:name="Normal (Web)" w:semiHidden="1" w:unhideWhenUsed="1"/>
-    <w:lsdException w:name="HTML Acronym" w:semiHidden="1" w:unhideWhenUsed="1"/>
-    <w:lsdException w:name="HTML Address" w:semiHidden="1" w:unhideWhenUsed="1"/>
-    <w:lsdException w:name="HTML Cite" w:semiHidden="1" w:unhideWhenUsed="1"/>
-    <w:lsdException w:name="HTML Code" w:semiHidden="1" w:unhideWhenUsed="1"/>
-    <w:lsdException w:name="HTML Definition" w:semiHidden="1" w:unhideWhenUsed="1"/>
-    <w:lsdException w:name="HTML Keyboard" w:semiHidden="1" w:unhideWhenUsed="1"/>
-    <w:lsdException w:name="HTML Preformatted" w:semiHidden="1" w:unhideWhenUsed="1"/>
-    <w:lsdException w:name="HTML Sample" w:semiHidden="1" w:unhideWhenUsed="1"/>
-    <w:lsdException w:name="HTML Typewriter" w:semiHidden="1" w:unhideWhenUsed="1"/>
-    <w:lsdException w:name="HTML Variable" w:semiHidden="1" w:unhideWhenUsed="1"/>
-    <w:lsdException w:name="Normal Table" w:semiHidden="1" w:unhideWhenUsed="1"/>
-    <w:lsdException w:name="annotation subject" w:semiHidden="1" w:unhideWhenUsed="1"/>
-    <w:lsdException w:name="No List" w:semiHidden="1" w:unhideWhenUsed="1"/>
-    <w:lsdException w:name="Outline List 1" w:semiHidden="1" w:unhideWhenUsed="1"/>
-    <w:lsdException w:name="Outline List 2" w:semiHidden="1" w:unhideWhenUsed="1"/>
-    <w:lsdException w:name="Outline List 3" w:semiHidden="1" w:unhideWhenUsed="1"/>
-    <w:lsdException w:name="Table Simple 1" w:semiHidden="1" w:unhideWhenUsed="1"/>
-    <w:lsdException w:name="Table Simple 2" w:semiHidden="1" w:unhideWhenUsed="1"/>
-    <w:lsdException w:name="Table Simple 3" w:semiHidden="1" w:unhideWhenUsed="1"/>
-    <w:lsdException w:name="Table Classic 1" w:semiHidden="1" w:unhideWhenUsed="1"/>
-    <w:lsdException w:name="Table Classic 2" w:semiHidden="1" w:unhideWhenUsed="1"/>
-    <w:lsdException w:name="Table Classic 3" w:semiHidden="1" w:unhideWhenUsed="1"/>
-    <w:lsdException w:name="Table Classic 4" w:semiHidden="1" w:unhideWhenUsed="1"/>
-    <w:lsdException w:name="Table Colorful 1" w:semiHidden="1" w:unhideWhenUsed="1"/>
-    <w:lsdException w:name="Table Colorful 2" w:semiHidden="1" w:unhideWhenUsed="1"/>
-    <w:lsdException w:name="Table Colorful 3" w:semiHidden="1" w:unhideWhenUsed="1"/>
-    <w:lsdException w:name="Table Columns 1" w:semiHidden="1" w:unhideWhenUsed="1"/>
-    <w:lsdException w:name="Table Columns 2" w:semiHidden="1" w:unhideWhenUsed="1"/>
-    <w:lsdException w:name="Table Columns 3" w:semiHidden="1" w:unhideWhenUsed="1"/>
-    <w:lsdException w:name="Table Columns 4" w:semiHidden="1" w:unhideWhenUsed="1"/>
-    <w:lsdException w:name="Table Columns 5" w:semiHidden="1" w:unhideWhenUsed="1"/>
-    <w:lsdException w:name="Table Grid 1" w:semiHidden="1" w:unhideWhenUsed="1"/>
-    <w:lsdException w:name="Table Grid 2" w:semiHidden="1" w:unhideWhenUsed="1"/>
-    <w:lsdException w:name="Table Grid 3" w:semiHidden="1" w:unhideWhenUsed="1"/>
-    <w:lsdException w:name="Table Grid 4" w:semiHidden="1" w:unhideWhenUsed="1"/>
-    <w:lsdException w:name="Table Grid 5" w:semiHidden="1" w:unhideWhenUsed="1"/>
-    <w:lsdException w:name="Table Grid 6" w:semiHidden="1" w:unhideWhenUsed="1"/>
-    <w:lsdException w:name="Table Grid 7" w:semiHidden="1" w:unhideWhenUsed="1"/>
-    <w:lsdException w:name="Table Grid 8" w:semiHidden="1" w:unhideWhenUsed="1"/>
-    <w:lsdException w:name="Table List 1" w:semiHidden="1" w:unhideWhenUsed="1"/>
-    <w:lsdException w:name="Table List 2" w:semiHidden="1" w:unhideWhenUsed="1"/>
-    <w:lsdException w:name="Table List 3" w:semiHidden="1" w:unhideWhenUsed="1"/>
-    <w:lsdException w:name="Table List 4" w:semiHidden="1" w:unhideWhenUsed="1"/>
-    <w:lsdException w:name="Table List 5" w:semiHidden="1" w:unhideWhenUsed="1"/>
-    <w:lsdException w:name="Table List 6" w:semiHidden="1" w:unhideWhenUsed="1"/>
-    <w:lsdException w:name="Table List 7" w:semiHidden="1" w:unhideWhenUsed="1"/>
-    <w:lsdException w:name="Table List 8" w:semiHidden="1" w:unhideWhenUsed="1"/>
-    <w:lsdException w:name="Table 3D effects 1" w:semiHidden="1" w:unhideWhenUsed="1"/>
-    <w:lsdException w:name="Table 3D effects 2" w:semiHidden="1" w:unhideWhenUsed="1"/>
-    <w:lsdException w:name="Table 3D effects 3" w:semiHidden="1" w:unhideWhenUsed="1"/>
-    <w:lsdException w:name="Table Contemporary" w:semiHidden="1" w:unhideWhenUsed="1"/>
-    <w:lsdException w:name="Table Elegant" w:semiHidden="1" w:unhideWhenUsed="1"/>
-    <w:lsdException w:name="Table Professional" w:semiHidden="1" w:unhideWhenUsed="1"/>
-    <w:lsdException w:name="Table Subtle 1" w:semiHidden="1" w:unhideWhenUsed="1"/>
-    <w:lsdException w:name="Table Subtle 2" w:semiHidden="1" w:unhideWhenUsed="1"/>
-    <w:lsdException w:name="Table Web 1" w:semiHidden="1" w:unhideWhenUsed="1"/>
-    <w:lsdException w:name="Table Web 2" w:semiHidden="1" w:unhideWhenUsed="1"/>
-    <w:lsdException w:name="Table Web 3" w:semiHidden="1" w:unhideWhenUsed="1"/>
-    <w:lsdException w:name="Balloon Text" w:semiHidden="1" w:unhideWhenUsed="1"/>
-    <w:lsdException w:name="Table Grid" w:uiPriority="39"/>
-    <w:lsdException w:name="Table Theme" w:semiHidden="1" w:unhideWhenUsed="1"/>
-    <w:lsdException w:name="Placeholder Text" w:semiHidden="1"/>
-    <w:lsdException w:name="No Spacing" w:uiPriority="1" w:qFormat="1"/>
-    <w:lsdException w:name="Light Shading" w:uiPriority="60"/>
-    <w:lsdException w:name="Light List" w:uiPriority="61"/>
-    <w:lsdException w:name="Light Grid" w:uiPriority="62"/>
-    <w:lsdException w:name="Medium Shading 1" w:uiPriority="63"/>
-    <w:lsdException w:name="Medium Shading 2" w:uiPriority="64"/>
-    <w:lsdException w:name="Medium List 1" w:uiPriority="65"/>
-    <w:lsdException w:name="Medium List 2" w:uiPriority="66"/>
-    <w:lsdException w:name="Medium Grid 1" w:uiPriority="67"/>
-    <w:lsdException w:name="Medium Grid 2" w:uiPriority="68"/>
-    <w:lsdException w:name="Medium Grid 3" w:uiPriority="69"/>
-    <w:lsdException w:name="Dark List" w:uiPriority="70"/>
-    <w:lsdException w:name="Colorful Shading" w:uiPriority="71"/>
-    <w:lsdException w:name="Colorful List" w:uiPriority="72"/>
-    <w:lsdException w:name="Colorful Grid" w:uiPriority="73"/>
-    <w:lsdException w:name="Light Shading Accent 1" w:uiPriority="60"/>
-    <w:lsdException w:name="Light List Accent 1" w:uiPriority="61"/>
-    <w:lsdException w:name="Light Grid Accent 1" w:uiPriority="62"/>
-    <w:lsdException w:name="Medium Shading 1 Accent 1" w:uiPriority="63"/>
-    <w:lsdException w:name="Medium Shading 2 Accent 1" w:uiPriority="64"/>
-    <w:lsdException w:name="Medium List 1 Accent 1" w:uiPriority="65"/>
-    <w:lsdException w:name="Revision" w:semiHidden="1"/>
-    <w:lsdException w:name="List Paragraph" w:uiPriority="34" w:qFormat="1"/>
-    <w:lsdException w:name="Quote" w:uiPriority="29" w:qFormat="1"/>
-    <w:lsdException w:name="Intense Quote" w:uiPriority="30" w:qFormat="1"/>
-    <w:lsdException w:name="Medium List 2 Accent 1" w:uiPriority="66"/>
-    <w:lsdException w:name="Medium Grid 1 Accent 1" w:uiPriority="67"/>
-    <w:lsdException w:name="Medium Grid 2 Accent 1" w:uiPriority="68"/>
-    <w:lsdException w:name="Medium Grid 3 Accent 1" w:uiPriority="69"/>
-    <w:lsdException w:name="Dark List Accent 1" w:uiPriority="70"/>
-    <w:lsdException w:name="Colorful Shading Accent 1" w:uiPriority="71"/>
-    <w:lsdException w:name="Colorful List Accent 1" w:uiPriority="72"/>
-    <w:lsdException w:name="Colorful Grid Accent 1" w:uiPriority="73"/>
-    <w:lsdException w:name="Light Shading Accent 2" w:uiPriority="60"/>
-    <w:lsdException w:name="Light List Accent 2" w:uiPriority="61"/>
-    <w:lsdException w:name="Light Grid Accent 2" w:uiPriority="62"/>
-    <w:lsdException w:name="Medium Shading 1 Accent 2" w:uiPriority="63"/>
-    <w:lsdException w:name="Medium Shading 2 Accent 2" w:uiPriority="64"/>
-    <w:lsdException w:name="Medium List 1 Accent 2" w:uiPriority="65"/>
-    <w:lsdException w:name="Medium List 2 Accent 2" w:uiPriority="66"/>
-    <w:lsdException w:name="Medium Grid 1 Accent 2" w:uiPriority="67"/>
-    <w:lsdException w:name="Medium Grid 2 Accent 2" w:uiPriority="68"/>
-    <w:lsdException w:name="Medium Grid 3 Accent 2" w:uiPriority="69"/>
-    <w:lsdException w:name="Dark List Accent 2" w:uiPriority="70"/>
-    <w:lsdException w:name="Colorful Shading Accent 2" w:uiPriority="71"/>
-    <w:lsdException w:name="Colorful List Accent 2" w:uiPriority="72"/>
-    <w:lsdException w:name="Colorful Grid Accent 2" w:uiPriority="73"/>
-    <w:lsdException w:name="Light Shading Accent 3" w:uiPriority="60"/>
-    <w:lsdException w:name="Light List Accent 3" w:uiPriority="61"/>
-    <w:lsdException w:name="Light Grid Accent 3" w:uiPriority="62"/>
-    <w:lsdException w:name="Medium Shading 1 Accent 3" w:uiPriority="63"/>
-    <w:lsdException w:name="Medium Shading 2 Accent 3" w:uiPriority="64"/>
-    <w:lsdException w:name="Medium List 1 Accent 3" w:uiPriority="65"/>
-    <w:lsdException w:name="Medium List 2 Accent 3" w:uiPriority="66"/>
-    <w:lsdException w:name="Medium Grid 1 Accent 3" w:uiPriority="67"/>
-    <w:lsdException w:name="Medium Grid 2 Accent 3" w:uiPriority="68"/>
-    <w:lsdException w:name="Medium Grid 3 Accent 3" w:uiPriority="69"/>
-    <w:lsdException w:name="Dark List Accent 3" w:uiPriority="70"/>
-    <w:lsdException w:name="Colorful Shading Accent 3" w:uiPriority="71"/>
-    <w:lsdException w:name="Colorful List Accent 3" w:uiPriority="72"/>
-    <w:lsdException w:name="Colorful Grid Accent 3" w:uiPriority="73"/>
-    <w:lsdException w:name="Light Shading Accent 4" w:uiPriority="60"/>
-    <w:lsdException w:name="Light List Accent 4" w:uiPriority="61"/>
-    <w:lsdException w:name="Light Grid Accent 4" w:uiPriority="62"/>
-    <w:lsdException w:name="Medium Shading 1 Accent 4" w:uiPriority="63"/>
-    <w:lsdException w:name="Medium Shading 2 Accent 4" w:uiPriority="64"/>
-    <w:lsdException w:name="Medium List 1 Accent 4" w:uiPriority="65"/>
-    <w:lsdException w:name="Medium List 2 Accent 4" w:uiPriority="66"/>
-    <w:lsdException w:name="Medium Grid 1 Accent 4" w:uiPriority="67"/>
-    <w:lsdException w:name="Medium Grid 2 Accent 4" w:uiPriority="68"/>
-    <w:lsdException w:name="Medium Grid 3 Accent 4" w:uiPriority="69"/>
-    <w:lsdException w:name="Dark List Accent 4" w:uiPriority="70"/>
-    <w:lsdException w:name="Colorful Shading Accent 4" w:uiPriority="71"/>
-    <w:lsdException w:name="Colorful List Accent 4" w:uiPriority="72"/>
-    <w:lsdException w:name="Colorful Grid Accent 4" w:uiPriority="73"/>
-    <w:lsdException w:name="Light Shading Accent 5" w:uiPriority="60"/>
-    <w:lsdException w:name="Light List Accent 5" w:uiPriority="61"/>
-    <w:lsdException w:name="Light Grid Accent 5" w:uiPriority="62"/>
-    <w:lsdException w:name="Medium Shading 1 Accent 5" w:uiPriority="63"/>
-    <w:lsdException w:name="Medium Shading 2 Accent 5" w:uiPriority="64"/>
-    <w:lsdException w:name="Medium List 1 Accent 5" w:uiPriority="65"/>
-    <w:lsdException w:name="Medium List 2 Accent 5" w:uiPriority="66"/>
-    <w:lsdException w:name="Medium Grid 1 Accent 5" w:uiPriority="67"/>
-    <w:lsdException w:name="Medium Grid 2 Accent 5" w:uiPriority="68"/>
-    <w:lsdException w:name="Medium Grid 3 Accent 5" w:uiPriority="69"/>
-    <w:lsdException w:name="Dark List Accent 5" w:uiPriority="70"/>
-    <w:lsdException w:name="Colorful Shading Accent 5" w:uiPriority="71"/>
-    <w:lsdException w:name="Colorful List Accent 5" w:uiPriority="72"/>
-    <w:lsdException w:name="Colorful Grid Accent 5" w:uiPriority="73"/>
-    <w:lsdException w:name="Light Shading Accent 6" w:uiPriority="60"/>
-    <w:lsdException w:name="Light List Accent 6" w:uiPriority="61"/>
-    <w:lsdException w:name="Light Grid Accent 6" w:uiPriority="62"/>
-    <w:lsdException w:name="Medium Shading 1 Accent 6" w:uiPriority="63"/>
-    <w:lsdException w:name="Medium Shading 2 Accent 6" w:uiPriority="64"/>
-    <w:lsdException w:name="Medium List 1 Accent 6" w:uiPriority="65"/>
-    <w:lsdException w:name="Medium List 2 Accent 6" w:uiPriority="66"/>
-    <w:lsdException w:name="Medium Grid 1 Accent 6" w:uiPriority="67"/>
-    <w:lsdException w:name="Medium Grid 2 Accent 6" w:uiPriority="68"/>
-    <w:lsdException w:name="Medium Grid 3 Accent 6" w:uiPriority="69"/>
-    <w:lsdException w:name="Dark List Accent 6" w:uiPriority="70"/>
-    <w:lsdException w:name="Colorful Shading Accent 6" w:uiPriority="71"/>
-    <w:lsdException w:name="Colorful List Accent 6" w:uiPriority="72"/>
-    <w:lsdException w:name="Colorful Grid Accent 6" w:uiPriority="73"/>
-    <w:lsdException w:name="Subtle Emphasis" w:uiPriority="19" w:qFormat="1"/>
-    <w:lsdException w:name="Intense Emphasis" w:uiPriority="21" w:qFormat="1"/>
-    <w:lsdException w:name="Subtle Reference" w:uiPriority="31" w:qFormat="1"/>
-    <w:lsdException w:name="Intense Reference" w:uiPriority="32" w:qFormat="1"/>
-    <w:lsdException w:name="Book Title" w:uiPriority="33" w:qFormat="1"/>
-    <w:lsdException w:name="Bibliography" w:semiHidden="1" w:uiPriority="37" w:unhideWhenUsed="1"/>
-    <w:lsdException w:name="TOC Heading" w:semiHidden="1" w:uiPriority="39" w:unhideWhenUsed="1" w:qFormat="1"/>
-    <w:lsdException w:name="Plain Table 1" w:uiPriority="41"/>
-    <w:lsdException w:name="Plain Table 2" w:uiPriority="42"/>
-    <w:lsdException w:name="Plain Table 3" w:uiPriority="43"/>
-    <w:lsdException w:name="Plain Table 4" w:uiPriority="44"/>
-    <w:lsdException w:name="Plain Table 5" w:uiPriority="45"/>
-    <w:lsdException w:name="Grid Table Light" w:uiPriority="40"/>
-    <w:lsdException w:name="Grid Table 1 Light" w:uiPriority="46"/>
-    <w:lsdException w:name="Grid Table 2" w:uiPriority="47"/>
-    <w:lsdException w:name="Grid Table 3" w:uiPriority="48"/>
-    <w:lsdException w:name="Grid Table 4" w:uiPriority="49"/>
-    <w:lsdException w:name="Grid Table 5 Dark" w:uiPriority="50"/>
-    <w:lsdException w:name="Grid Table 6 Colorful" w:uiPriority="51"/>
-    <w:lsdException w:name="Grid Table 7 Colorful" w:uiPriority="52"/>
-    <w:lsdException w:name="Grid Table 1 Light Accent 1" w:uiPriority="46"/>
-    <w:lsdException w:name="Grid Table 2 Accent 1" w:uiPriority="47"/>
-    <w:lsdException w:name="Grid Table 3 Accent 1" w:uiPriority="48"/>
-    <w:lsdException w:name="Grid Table 4 Accent 1" w:uiPriority="49"/>
-    <w:lsdException w:name="Grid Table 5 Dark Accent 1" w:uiPriority="50"/>
-    <w:lsdException w:name="Grid Table 6 Colorful Accent 1" w:uiPriority="51"/>
-    <w:lsdException w:name="Grid Table 7 Colorful Accent 1" w:uiPriority="52"/>
-    <w:lsdException w:name="Grid Table 1 Light Accent 2" w:uiPriority="46"/>
-    <w:lsdException w:name="Grid Table 2 Accent 2" w:uiPriority="47"/>
-    <w:lsdException w:name="Grid Table 3 Accent 2" w:uiPriority="48"/>
-    <w:lsdException w:name="Grid Table 4 Accent 2" w:uiPriority="49"/>
-    <w:lsdException w:name="Grid Table 5 Dark Accent 2" w:uiPriority="50"/>
-    <w:lsdException w:name="Grid Table 6 Colorful Accent 2" w:uiPriority="51"/>
-    <w:lsdException w:name="Grid Table 7 Colorful Accent 2" w:uiPriority="52"/>
-    <w:lsdException w:name="Grid Table 1 Light Accent 3" w:uiPriority="46"/>
-    <w:lsdException w:name="Grid Table 2 Accent 3" w:uiPriority="47"/>
-    <w:lsdException w:name="Grid Table 3 Accent 3" w:uiPriority="48"/>
-    <w:lsdException w:name="Grid Table 4 Accent 3" w:uiPriority="49"/>
-    <w:lsdException w:name="Grid Table 5 Dark Accent 3" w:uiPriority="50"/>
-    <w:lsdException w:name="Grid Table 6 Colorful Accent 3" w:uiPriority="51"/>
-    <w:lsdException w:name="Grid Table 7 Colorful Accent 3" w:uiPriority="52"/>
-    <w:lsdException w:name="Grid Table 1 Light Accent 4" w:uiPriority="46"/>
-    <w:lsdException w:name="Grid Table 2 Accent 4" w:uiPriority="47"/>
-    <w:lsdException w:name="Grid Table 3 Accent 4" w:uiPriority="48"/>
-    <w:lsdException w:name="Grid Table 4 Accent 4" w:uiPriority="49"/>
-    <w:lsdException w:name="Grid Table 5 Dark Accent 4" w:uiPriority="50"/>
-    <w:lsdException w:name="Grid Table 6 Colorful Accent 4" w:uiPriority="51"/>
-    <w:lsdException w:name="Grid Table 7 Colorful Accent 4" w:uiPriority="52"/>
-    <w:lsdException w:name="Grid Table 1 Light Accent 5" w:uiPriority="46"/>
-    <w:lsdException w:name="Grid Table 2 Accent 5" w:uiPriority="47"/>
-    <w:lsdException w:name="Grid Table 3 Accent 5" w:uiPriority="48"/>
-    <w:lsdException w:name="Grid Table 4 Accent 5" w:uiPriority="49"/>
-    <w:lsdException w:name="Grid Table 5 Dark Accent 5" w:uiPriority="50"/>
-    <w:lsdException w:name="Grid Table 6 Colorful Accent 5" w:uiPriority="51"/>
-    <w:lsdException w:name="Grid Table 7 Colorful Accent 5" w:uiPriority="52"/>
-    <w:lsdException w:name="Grid Table 1 Light Accent 6" w:uiPriority="46"/>
-    <w:lsdException w:name="Grid Table 2 Accent 6" w:uiPriority="47"/>
-    <w:lsdException w:name="Grid Table 3 Accent 6" w:uiPriority="48"/>
-    <w:lsdException w:name="Grid Table 4 Accent 6" w:uiPriority="49"/>
-    <w:lsdException w:name="Grid Table 5 Dark Accent 6" w:uiPriority="50"/>
-    <w:lsdException w:name="Grid Table 6 Colorful Accent 6" w:uiPriority="51"/>
-    <w:lsdException w:name="Grid Table 7 Colorful Accent 6" w:uiPriority="52"/>
-    <w:lsdException w:name="List Table 1 Light" w:uiPriority="46"/>
-    <w:lsdException w:name="List Table 2" w:uiPriority="47"/>
-    <w:lsdException w:name="List Table 3" w:uiPriority="48"/>
-    <w:lsdException w:name="List Table 4" w:uiPriority="49"/>
-    <w:lsdException w:name="List Table 5 Dark" w:uiPriority="50"/>
-    <w:lsdException w:name="List Table 6 Colorful" w:uiPriority="51"/>
-    <w:lsdException w:name="List Table 7 Colorful" w:uiPriority="52"/>
-    <w:lsdException w:name="List Table 1 Light Accent 1" w:uiPriority="46"/>
-    <w:lsdException w:name="List Table 2 Accent 1" w:uiPriority="47"/>
-    <w:lsdException w:name="List Table 3 Accent 1" w:uiPriority="48"/>
-    <w:lsdException w:name="List Table 4 Accent 1" w:uiPriority="49"/>
-    <w:lsdException w:name="List Table 5 Dark Accent 1" w:uiPriority="50"/>
-    <w:lsdException w:name="List Table 6 Colorful Accent 1" w:uiPriority="51"/>
-    <w:lsdException w:name="List Table 7 Colorful Accent 1" w:uiPriority="52"/>
-    <w:lsdException w:name="List Table 1 Light Accent 2" w:uiPriority="46"/>
-    <w:lsdException w:name="List Table 2 Accent 2" w:uiPriority="47"/>
-    <w:lsdException w:name="List Table 3 Accent 2" w:uiPriority="48"/>
-    <w:lsdException w:name="List Table 4 Accent 2" w:uiPriority="49"/>
-    <w:lsdException w:name="List Table 5 Dark Accent 2" w:uiPriority="50"/>
-    <w:lsdException w:name="List Table 6 Colorful Accent 2" w:uiPriority="51"/>
-    <w:lsdException w:name="List Table 7 Colorful Accent 2" w:uiPriority="52"/>
-    <w:lsdException w:name="List Table 1 Light Accent 3" w:uiPriority="46"/>
-    <w:lsdException w:name="List Table 2 Accent 3" w:uiPriority="47"/>
-    <w:lsdException w:name="List Table 3 Accent 3" w:uiPriority="48"/>
-    <w:lsdException w:name="List Table 4 Accent 3" w:uiPriority="49"/>
-    <w:lsdException w:name="List Table 5 Dark Accent 3" w:uiPriority="50"/>
-    <w:lsdException w:name="List Table 6 Colorful Accent 3" w:uiPriority="51"/>
-    <w:lsdException w:name="List Table 7 Colorful Accent 3" w:uiPriority="52"/>
-    <w:lsdException w:name="List Table 1 Light Accent 4" w:uiPriority="46"/>
-    <w:lsdException w:name="List Table 2 Accent 4" w:uiPriority="47"/>
-    <w:lsdException w:name="List Table 3 Accent 4" w:uiPriority="48"/>
-    <w:lsdException w:name="List Table 4 Accent 4" w:uiPriority="49"/>
-    <w:lsdException w:name="List Table 5 Dark Accent 4" w:uiPriority="50"/>
-    <w:lsdException w:name="List Table 6 Colorful Accent 4" w:uiPriority="51"/>
-    <w:lsdException w:name="List Table 7 Colorful Accent 4" w:uiPriority="52"/>
-    <w:lsdException w:name="List Table 1 Light Accent 5" w:uiPriority="46"/>
-    <w:lsdException w:name="List Table 2 Accent 5" w:uiPriority="47"/>
-    <w:lsdException w:name="List Table 3 Accent 5" w:uiPriority="48"/>
-    <w:lsdException w:name="List Table 4 Accent 5" w:uiPriority="49"/>
-    <w:lsdException w:name="List Table 5 Dark Accent 5" w:uiPriority="50"/>
-    <w:lsdException w:name="List Table 6 Colorful Accent 5" w:uiPriority="51"/>
-    <w:lsdException w:name="List Table 7 Colorful Accent 5" w:uiPriority="52"/>
-    <w:lsdException w:name="List Table 1 Light Accent 6" w:uiPriority="46"/>
-    <w:lsdException w:name="List Table 2 Accent 6" w:uiPriority="47"/>
-    <w:lsdException w:name="List Table 3 Accent 6" w:uiPriority="48"/>
-    <w:lsdException w:name="List Table 4 Accent 6" w:uiPriority="49"/>
-    <w:lsdException w:name="List Table 5 Dark Accent 6" w:uiPriority="50"/>
-    <w:lsdException w:name="List Table 6 Colorful Accent 6" w:uiPriority="51"/>
-    <w:lsdException w:name="List Table 7 Colorful Accent 6" w:uiPriority="52"/>
-    <w:lsdException w:name="Mention" w:semiHidden="1" w:unhideWhenUsed="1"/>
-    <w:lsdException w:name="Smart Hyperlink" w:semiHidden="1" w:unhideWhenUsed="1"/>
-    <w:lsdException w:name="Hashtag" w:semiHidden="1" w:unhideWhenUsed="1"/>
-    <w:lsdException w:name="Unresolved Mention" w:semiHidden="1" w:unhideWhenUsed="1"/>
-    <w:lsdException w:name="Smart Link" w:semiHidden="1" w:unhideWhenUsed="1"/>
+  <w:latentStyles w:defLockedState="0" w:defUIPriority="99" w:defSemiHidden="1" w:defUnhideWhenUsed="1" w:defQFormat="0" w:count="267">
+    <w:lsdException w:name="Normal" w:semiHidden="0" w:uiPriority="0" w:unhideWhenUsed="0" w:qFormat="1"/>
+    <w:lsdException w:name="heading 1" w:semiHidden="0" w:uiPriority="9" w:unhideWhenUsed="0" w:qFormat="1"/>
+    <w:lsdException w:name="heading 2" w:uiPriority="9" w:qFormat="1"/>
+    <w:lsdException w:name="heading 3" w:uiPriority="9" w:qFormat="1"/>
+    <w:lsdException w:name="heading 4" w:uiPriority="9" w:qFormat="1"/>
+    <w:lsdException w:name="heading 5" w:uiPriority="9" w:qFormat="1"/>
+    <w:lsdException w:name="heading 6" w:uiPriority="9" w:qFormat="1"/>
+    <w:lsdException w:name="heading 7" w:uiPriority="9" w:qFormat="1"/>
+    <w:lsdException w:name="heading 8" w:uiPriority="9" w:qFormat="1"/>
+    <w:lsdException w:name="heading 9" w:uiPriority="9" w:qFormat="1"/>
+    <w:lsdException w:name="toc 1" w:uiPriority="39"/>
+    <w:lsdException w:name="toc 2" w:uiPriority="39"/>
+    <w:lsdException w:name="toc 3" w:uiPriority="39"/>
+    <w:lsdException w:name="toc 4" w:uiPriority="39"/>
+    <w:lsdException w:name="toc 5" w:uiPriority="39"/>
+    <w:lsdException w:name="toc 6" w:uiPriority="39"/>
+    <w:lsdException w:name="toc 7" w:uiPriority="39"/>
+    <w:lsdException w:name="toc 8" w:uiPriority="39"/>
+    <w:lsdException w:name="toc 9" w:uiPriority="39"/>
+    <w:lsdException w:name="caption" w:uiPriority="35" w:qFormat="1"/>
+    <w:lsdException w:name="Title" w:semiHidden="0" w:uiPriority="10" w:unhideWhenUsed="0" w:qFormat="1"/>
+    <w:lsdException w:name="Default Paragraph Font" w:uiPriority="1"/>
+    <w:lsdException w:name="Subtitle" w:semiHidden="0" w:uiPriority="11" w:unhideWhenUsed="0" w:qFormat="1"/>
+    <w:lsdException w:name="Strong" w:semiHidden="0" w:uiPriority="22" w:unhideWhenUsed="0" w:qFormat="1"/>
+    <w:lsdException w:name="Emphasis" w:semiHidden="0" w:uiPriority="20" w:unhideWhenUsed="0" w:qFormat="1"/>
+    <w:lsdException w:name="Table Grid" w:semiHidden="0" w:uiPriority="39" w:unhideWhenUsed="0"/>
+    <w:lsdException w:name="Placeholder Text" w:unhideWhenUsed="0"/>
+    <w:lsdException w:name="No Spacing" w:semiHidden="0" w:uiPriority="1" w:unhideWhenUsed="0" w:qFormat="1"/>
+    <w:lsdException w:name="Light Shading" w:semiHidden="0" w:uiPriority="60" w:unhideWhenUsed="0"/>
+    <w:lsdException w:name="Light List" w:semiHidden="0" w:uiPriority="61" w:unhideWhenUsed="0"/>
+    <w:lsdException w:name="Light Grid" w:semiHidden="0" w:uiPriority="62" w:unhideWhenUsed="0"/>
+    <w:lsdException w:name="Medium Shading 1" w:semiHidden="0" w:uiPriority="63" w:unhideWhenUsed="0"/>
+    <w:lsdException w:name="Medium Shading 2" w:semiHidden="0" w:uiPriority="64" w:unhideWhenUsed="0"/>
+    <w:lsdException w:name="Medium List 1" w:semiHidden="0" w:uiPriority="65" w:unhideWhenUsed="0"/>
+    <w:lsdException w:name="Medium List 2" w:semiHidden="0" w:uiPriority="66" w:unhideWhenUsed="0"/>
+    <w:lsdException w:name="Medium Grid 1" w:semiHidden="0" w:uiPriority="67" w:unhideWhenUsed="0"/>
+    <w:lsdException w:name="Medium Grid 2" w:semiHidden="0" w:uiPriority="68" w:unhideWhenUsed="0"/>
+    <w:lsdException w:name="Medium Grid 3" w:semiHidden="0" w:uiPriority="69" w:unhideWhenUsed="0"/>
+    <w:lsdException w:name="Dark List" w:semiHidden="0" w:uiPriority="70" w:unhideWhenUsed="0"/>
+    <w:lsdException w:name="Colorful Shading" w:semiHidden="0" w:uiPriority="71" w:unhideWhenUsed="0"/>
+    <w:lsdException w:name="Colorful List" w:semiHidden="0" w:uiPriority="72" w:unhideWhenUsed="0"/>
+    <w:lsdException w:name="Colorful Grid" w:semiHidden="0" w:uiPriority="73" w:unhideWhenUsed="0"/>
+    <w:lsdException w:name="Light Shading Accent 1" w:semiHidden="0" w:uiPriority="60" w:unhideWhenUsed="0"/>
+    <w:lsdException w:name="Light List Accent 1" w:semiHidden="0" w:uiPriority="61" w:unhideWhenUsed="0"/>
+    <w:lsdException w:name="Light Grid Accent 1" w:semiHidden="0" w:uiPriority="62" w:unhideWhenUsed="0"/>
+    <w:lsdException w:name="Medium Shading 1 Accent 1" w:semiHidden="0" w:uiPriority="63" w:unhideWhenUsed="0"/>
+    <w:lsdException w:name="Medium Shading 2 Accent 1" w:semiHidden="0" w:uiPriority="64" w:unhideWhenUsed="0"/>
+    <w:lsdException w:name="Medium List 1 Accent 1" w:semiHidden="0" w:uiPriority="65" w:unhideWhenUsed="0"/>
+    <w:lsdException w:name="Revision" w:unhideWhenUsed="0"/>
+    <w:lsdException w:name="List Paragraph" w:semiHidden="0" w:uiPriority="34" w:unhideWhenUsed="0" w:qFormat="1"/>
+    <w:lsdException w:name="Quote" w:semiHidden="0" w:uiPriority="29" w:unhideWhenUsed="0" w:qFormat="1"/>
+    <w:lsdException w:name="Intense Quote" w:semiHidden="0" w:uiPriority="30" w:unhideWhenUsed="0" w:qFormat="1"/>
+    <w:lsdException w:name="Medium List 2 Accent 1" w:semiHidden="0" w:uiPriority="66" w:unhideWhenUsed="0"/>
+    <w:lsdException w:name="Medium Grid 1 Accent 1" w:semiHidden="0" w:uiPriority="67" w:unhideWhenUsed="0"/>
+    <w:lsdException w:name="Medium Grid 2 Accent 1" w:semiHidden="0" w:uiPriority="68" w:unhideWhenUsed="0"/>
+    <w:lsdException w:name="Medium Grid 3 Accent 1" w:semiHidden="0" w:uiPriority="69" w:unhideWhenUsed="0"/>
+    <w:lsdException w:name="Dark List Accent 1" w:semiHidden="0" w:uiPriority="70" w:unhideWhenUsed="0"/>
+    <w:lsdException w:name="Colorful Shading Accent 1" w:semiHidden="0" w:uiPriority="71" w:unhideWhenUsed="0"/>
+    <w:lsdException w:name="Colorful List Accent 1" w:semiHidden="0" w:uiPriority="72" w:unhideWhenUsed="0"/>
+    <w:lsdException w:name="Colorful Grid Accent 1" w:semiHidden="0" w:uiPriority="73" w:unhideWhenUsed="0"/>
+    <w:lsdException w:name="Light Shading Accent 2" w:semiHidden="0" w:uiPriority="60" w:unhideWhenUsed="0"/>
+    <w:lsdException w:name="Light List Accent 2" w:semiHidden="0" w:uiPriority="61" w:unhideWhenUsed="0"/>
+    <w:lsdException w:name="Light Grid Accent 2" w:semiHidden="0" w:uiPriority="62" w:unhideWhenUsed="0"/>
+    <w:lsdException w:name="Medium Shading 1 Accent 2" w:semiHidden="0" w:uiPriority="63" w:unhideWhenUsed="0"/>
+    <w:lsdException w:name="Medium Shading 2 Accent 2" w:semiHidden="0" w:uiPriority="64" w:unhideWhenUsed="0"/>
+    <w:lsdException w:name="Medium List 1 Accent 2" w:semiHidden="0" w:uiPriority="65" w:unhideWhenUsed="0"/>
+    <w:lsdException w:name="Medium List 2 Accent 2" w:semiHidden="0" w:uiPriority="66" w:unhideWhenUsed="0"/>
+    <w:lsdException w:name="Medium Grid 1 Accent 2" w:semiHidden="0" w:uiPriority="67" w:unhideWhenUsed="0"/>
+    <w:lsdException w:name="Medium Grid 2 Accent 2" w:semiHidden="0" w:uiPriority="68" w:unhideWhenUsed="0"/>
+    <w:lsdException w:name="Medium Grid 3 Accent 2" w:semiHidden="0" w:uiPriority="69" w:unhideWhenUsed="0"/>
+    <w:lsdException w:name="Dark List Accent 2" w:semiHidden="0" w:uiPriority="70" w:unhideWhenUsed="0"/>
+    <w:lsdException w:name="Colorful Shading Accent 2" w:semiHidden="0" w:uiPriority="71" w:unhideWhenUsed="0"/>
+    <w:lsdException w:name="Colorful List Accent 2" w:semiHidden="0" w:uiPriority="72" w:unhideWhenUsed="0"/>
+    <w:lsdException w:name="Colorful Grid Accent 2" w:semiHidden="0" w:uiPriority="73" w:unhideWhenUsed="0"/>
+    <w:lsdException w:name="Light Shading Accent 3" w:semiHidden="0" w:uiPriority="60" w:unhideWhenUsed="0"/>
+    <w:lsdException w:name="Light List Accent 3" w:semiHidden="0" w:uiPriority="61" w:unhideWhenUsed="0"/>
+    <w:lsdException w:name="Light Grid Accent 3" w:semiHidden="0" w:uiPriority="62" w:unhideWhenUsed="0"/>
+    <w:lsdException w:name="Medium Shading 1 Accent 3" w:semiHidden="0" w:uiPriority="63" w:unhideWhenUsed="0"/>
+    <w:lsdException w:name="Medium Shading 2 Accent 3" w:semiHidden="0" w:uiPriority="64" w:unhideWhenUsed="0"/>
+    <w:lsdException w:name="Medium List 1 Accent 3" w:semiHidden="0" w:uiPriority="65" w:unhideWhenUsed="0"/>
+    <w:lsdException w:name="Medium List 2 Accent 3" w:semiHidden="0" w:uiPriority="66" w:unhideWhenUsed="0"/>
+    <w:lsdException w:name="Medium Grid 1 Accent 3" w:semiHidden="0" w:uiPriority="67" w:unhideWhenUsed="0"/>
+    <w:lsdException w:name="Medium Grid 2 Accent 3" w:semiHidden="0" w:uiPriority="68" w:unhideWhenUsed="0"/>
+    <w:lsdException w:name="Medium Grid 3 Accent 3" w:semiHidden="0" w:uiPriority="69" w:unhideWhenUsed="0"/>
+    <w:lsdException w:name="Dark List Accent 3" w:semiHidden="0" w:uiPriority="70" w:unhideWhenUsed="0"/>
+    <w:lsdException w:name="Colorful Shading Accent 3" w:semiHidden="0" w:uiPriority="71" w:unhideWhenUsed="0"/>
+    <w:lsdException w:name="Colorful List Accent 3" w:semiHidden="0" w:uiPriority="72" w:unhideWhenUsed="0"/>
+    <w:lsdException w:name="Colorful Grid Accent 3" w:semiHidden="0" w:uiPriority="73" w:unhideWhenUsed="0"/>
+    <w:lsdException w:name="Light Shading Accent 4" w:semiHidden="0" w:uiPriority="60" w:unhideWhenUsed="0"/>
+    <w:lsdException w:name="Light List Accent 4" w:semiHidden="0" w:uiPriority="61" w:unhideWhenUsed="0"/>
+    <w:lsdException w:name="Light Grid Accent 4" w:semiHidden="0" w:uiPriority="62" w:unhideWhenUsed="0"/>
+    <w:lsdException w:name="Medium Shading 1 Accent 4" w:semiHidden="0" w:uiPriority="63" w:unhideWhenUsed="0"/>
+    <w:lsdException w:name="Medium Shading 2 Accent 4" w:semiHidden="0" w:uiPriority="64" w:unhideWhenUsed="0"/>
+    <w:lsdException w:name="Medium List 1 Accent 4" w:semiHidden="0" w:uiPriority="65" w:unhideWhenUsed="0"/>
+    <w:lsdException w:name="Medium List 2 Accent 4" w:semiHidden="0" w:uiPriority="66" w:unhideWhenUsed="0"/>
+    <w:lsdException w:name="Medium Grid 1 Accent 4" w:semiHidden="0" w:uiPriority="67" w:unhideWhenUsed="0"/>
+    <w:lsdException w:name="Medium Grid 2 Accent 4" w:semiHidden="0" w:uiPriority="68" w:unhideWhenUsed="0"/>
+    <w:lsdException w:name="Medium Grid 3 Accent 4" w:semiHidden="0" w:uiPriority="69" w:unhideWhenUsed="0"/>
+    <w:lsdException w:name="Dark List Accent 4" w:semiHidden="0" w:uiPriority="70" w:unhideWhenUsed="0"/>
+    <w:lsdException w:name="Colorful Shading Accent 4" w:semiHidden="0" w:uiPriority="71" w:unhideWhenUsed="0"/>
+    <w:lsdException w:name="Colorful List Accent 4" w:semiHidden="0" w:uiPriority="72" w:unhideWhenUsed="0"/>
+    <w:lsdException w:name="Colorful Grid Accent 4" w:semiHidden="0" w:uiPriority="73" w:unhideWhenUsed="0"/>
+    <w:lsdException w:name="Light Shading Accent 5" w:semiHidden="0" w:uiPriority="60" w:unhideWhenUsed="0"/>
+    <w:lsdException w:name="Light List Accent 5" w:semiHidden="0" w:uiPriority="61" w:unhideWhenUsed="0"/>
+    <w:lsdException w:name="Light Grid Accent 5" w:semiHidden="0" w:uiPriority="62" w:unhideWhenUsed="0"/>
+    <w:lsdException w:name="Medium Shading 1 Accent 5" w:semiHidden="0" w:uiPriority="63" w:unhideWhenUsed="0"/>
+    <w:lsdException w:name="Medium Shading 2 Accent 5" w:semiHidden="0" w:uiPriority="64" w:unhideWhenUsed="0"/>
+    <w:lsdException w:name="Medium List 1 Accent 5" w:semiHidden="0" w:uiPriority="65" w:unhideWhenUsed="0"/>
+    <w:lsdException w:name="Medium List 2 Accent 5" w:semiHidden="0" w:uiPriority="66" w:unhideWhenUsed="0"/>
+    <w:lsdException w:name="Medium Grid 1 Accent 5" w:semiHidden="0" w:uiPriority="67" w:unhideWhenUsed="0"/>
+    <w:lsdException w:name="Medium Grid 2 Accent 5" w:semiHidden="0" w:uiPriority="68" w:unhideWhenUsed="0"/>
+    <w:lsdException w:name="Medium Grid 3 Accent 5" w:semiHidden="0" w:uiPriority="69" w:unhideWhenUsed="0"/>
+    <w:lsdException w:name="Dark List Accent 5" w:semiHidden="0" w:uiPriority="70" w:unhideWhenUsed="0"/>
+    <w:lsdException w:name="Colorful Shading Accent 5" w:semiHidden="0" w:uiPriority="71" w:unhideWhenUsed="0"/>
+    <w:lsdException w:name="Colorful List Accent 5" w:semiHidden="0" w:uiPriority="72" w:unhideWhenUsed="0"/>
+    <w:lsdException w:name="Colorful Grid Accent 5" w:semiHidden="0" w:uiPriority="73" w:unhideWhenUsed="0"/>
+    <w:lsdException w:name="Light Shading Accent 6" w:semiHidden="0" w:uiPriority="60" w:unhideWhenUsed="0"/>
+    <w:lsdException w:name="Light List Accent 6" w:semiHidden="0" w:uiPriority="61" w:unhideWhenUsed="0"/>
+    <w:lsdException w:name="Light Grid Accent 6" w:semiHidden="0" w:uiPriority="62" w:unhideWhenUsed="0"/>
+    <w:lsdException w:name="Medium Shading 1 Accent 6" w:semiHidden="0" w:uiPriority="63" w:unhideWhenUsed="0"/>
+    <w:lsdException w:name="Medium Shading 2 Accent 6" w:semiHidden="0" w:uiPriority="64" w:unhideWhenUsed="0"/>
+    <w:lsdException w:name="Medium List 1 Accent 6" w:semiHidden="0" w:uiPriority="65" w:unhideWhenUsed="0"/>
+    <w:lsdException w:name="Medium List 2 Accent 6" w:semiHidden="0" w:uiPriority="66" w:unhideWhenUsed="0"/>
+    <w:lsdException w:name="Medium Grid 1 Accent 6" w:semiHidden="0" w:uiPriority="67" w:unhideWhenUsed="0"/>
+    <w:lsdException w:name="Medium Grid 2 Accent 6" w:semiHidden="0" w:uiPriority="68" w:unhideWhenUsed="0"/>
+    <w:lsdException w:name="Medium Grid 3 Accent 6" w:semiHidden="0" w:uiPriority="69" w:unhideWhenUsed="0"/>
+    <w:lsdException w:name="Dark List Accent 6" w:semiHidden="0" w:uiPriority="70" w:unhideWhenUsed="0"/>
+    <w:lsdException w:name="Colorful Shading Accent 6" w:semiHidden="0" w:uiPriority="71" w:unhideWhenUsed="0"/>
+    <w:lsdException w:name="Colorful List Accent 6" w:semiHidden="0" w:uiPriority="72" w:unhideWhenUsed="0"/>
+    <w:lsdException w:name="Colorful Grid Accent 6" w:semiHidden="0" w:uiPriority="73" w:unhideWhenUsed="0"/>
+    <w:lsdException w:name="Subtle Emphasis" w:semiHidden="0" w:uiPriority="19" w:unhideWhenUsed="0" w:qFormat="1"/>
+    <w:lsdException w:name="Intense Emphasis" w:semiHidden="0" w:uiPriority="21" w:unhideWhenUsed="0" w:qFormat="1"/>
+    <w:lsdException w:name="Subtle Reference" w:semiHidden="0" w:uiPriority="31" w:unhideWhenUsed="0" w:qFormat="1"/>
+    <w:lsdException w:name="Intense Reference" w:semiHidden="0" w:uiPriority="32" w:unhideWhenUsed="0" w:qFormat="1"/>
+    <w:lsdException w:name="Book Title" w:semiHidden="0" w:uiPriority="33" w:unhideWhenUsed="0" w:qFormat="1"/>
+    <w:lsdException w:name="Bibliography" w:uiPriority="37"/>
+    <w:lsdException w:name="TOC Heading" w:uiPriority="39" w:qFormat="1"/>
   </w:latentStyles>
   <w:style w:type="paragraph" w:default="1" w:styleId="Normal">
     <w:name w:val="Normal"/>
@@ -1380,7 +1120,7 @@
       <w:u w:val="single"/>
     </w:rPr>
   </w:style>
-  <w:style w:type="character" w:styleId="UnresolvedMention">
+  <w:style w:type="character" w:customStyle="1" w:styleId="UnresolvedMention">
     <w:name w:val="Unresolved Mention"/>
     <w:basedOn w:val="DefaultParagraphFont"/>
     <w:uiPriority w:val="99"/>
@@ -1410,6 +1150,1031 @@
         <w:insideV w:val="single" w:sz="4" w:space="0" w:color="auto"/>
       </w:tblBorders>
     </w:tblPr>
+  </w:style>
+  <w:style w:type="paragraph" w:styleId="BalloonText">
+    <w:name w:val="Balloon Text"/>
+    <w:basedOn w:val="Normal"/>
+    <w:link w:val="BalloonTextChar"/>
+    <w:uiPriority w:val="99"/>
+    <w:semiHidden/>
+    <w:unhideWhenUsed/>
+    <w:rsid w:val="00665955"/>
+    <w:pPr>
+      <w:spacing w:after="0" w:line="240" w:lineRule="auto"/>
+    </w:pPr>
+    <w:rPr>
+      <w:rFonts w:ascii="Tahoma" w:hAnsi="Tahoma" w:cs="Tahoma"/>
+      <w:sz w:val="16"/>
+      <w:szCs w:val="16"/>
+    </w:rPr>
+  </w:style>
+  <w:style w:type="character" w:customStyle="1" w:styleId="BalloonTextChar">
+    <w:name w:val="Balloon Text Char"/>
+    <w:basedOn w:val="DefaultParagraphFont"/>
+    <w:link w:val="BalloonText"/>
+    <w:uiPriority w:val="99"/>
+    <w:semiHidden/>
+    <w:rsid w:val="00665955"/>
+    <w:rPr>
+      <w:rFonts w:ascii="Tahoma" w:hAnsi="Tahoma" w:cs="Tahoma"/>
+      <w:sz w:val="16"/>
+      <w:szCs w:val="16"/>
+    </w:rPr>
+  </w:style>
+  <w:style w:type="table" w:styleId="MediumShading1-Accent4">
+    <w:name w:val="Medium Shading 1 Accent 4"/>
+    <w:basedOn w:val="TableNormal"/>
+    <w:uiPriority w:val="63"/>
+    <w:rsid w:val="00665955"/>
+    <w:pPr>
+      <w:spacing w:after="0" w:line="240" w:lineRule="auto"/>
+    </w:pPr>
+    <w:tblPr>
+      <w:tblStyleRowBandSize w:val="1"/>
+      <w:tblStyleColBandSize w:val="1"/>
+      <w:tblBorders>
+        <w:top w:val="single" w:sz="8" w:space="0" w:color="39BEF1" w:themeColor="accent4" w:themeTint="BF"/>
+        <w:left w:val="single" w:sz="8" w:space="0" w:color="39BEF1" w:themeColor="accent4" w:themeTint="BF"/>
+        <w:bottom w:val="single" w:sz="8" w:space="0" w:color="39BEF1" w:themeColor="accent4" w:themeTint="BF"/>
+        <w:right w:val="single" w:sz="8" w:space="0" w:color="39BEF1" w:themeColor="accent4" w:themeTint="BF"/>
+        <w:insideH w:val="single" w:sz="8" w:space="0" w:color="39BEF1" w:themeColor="accent4" w:themeTint="BF"/>
+      </w:tblBorders>
+    </w:tblPr>
+    <w:tblStylePr w:type="firstRow">
+      <w:pPr>
+        <w:spacing w:before="0" w:after="0" w:line="240" w:lineRule="auto"/>
+      </w:pPr>
+      <w:rPr>
+        <w:b/>
+        <w:bCs/>
+        <w:color w:val="FFFFFF" w:themeColor="background1"/>
+      </w:rPr>
+      <w:tblPr/>
+      <w:tcPr>
+        <w:tcBorders>
+          <w:top w:val="single" w:sz="8" w:space="0" w:color="39BEF1" w:themeColor="accent4" w:themeTint="BF"/>
+          <w:left w:val="single" w:sz="8" w:space="0" w:color="39BEF1" w:themeColor="accent4" w:themeTint="BF"/>
+          <w:bottom w:val="single" w:sz="8" w:space="0" w:color="39BEF1" w:themeColor="accent4" w:themeTint="BF"/>
+          <w:right w:val="single" w:sz="8" w:space="0" w:color="39BEF1" w:themeColor="accent4" w:themeTint="BF"/>
+          <w:insideH w:val="nil"/>
+          <w:insideV w:val="nil"/>
+        </w:tcBorders>
+        <w:shd w:val="clear" w:color="auto" w:fill="0F9ED5" w:themeFill="accent4"/>
+      </w:tcPr>
+    </w:tblStylePr>
+    <w:tblStylePr w:type="lastRow">
+      <w:pPr>
+        <w:spacing w:before="0" w:after="0" w:line="240" w:lineRule="auto"/>
+      </w:pPr>
+      <w:rPr>
+        <w:b/>
+        <w:bCs/>
+      </w:rPr>
+      <w:tblPr/>
+      <w:tcPr>
+        <w:tcBorders>
+          <w:top w:val="double" w:sz="6" w:space="0" w:color="39BEF1" w:themeColor="accent4" w:themeTint="BF"/>
+          <w:left w:val="single" w:sz="8" w:space="0" w:color="39BEF1" w:themeColor="accent4" w:themeTint="BF"/>
+          <w:bottom w:val="single" w:sz="8" w:space="0" w:color="39BEF1" w:themeColor="accent4" w:themeTint="BF"/>
+          <w:right w:val="single" w:sz="8" w:space="0" w:color="39BEF1" w:themeColor="accent4" w:themeTint="BF"/>
+          <w:insideH w:val="nil"/>
+          <w:insideV w:val="nil"/>
+        </w:tcBorders>
+      </w:tcPr>
+    </w:tblStylePr>
+    <w:tblStylePr w:type="firstCol">
+      <w:rPr>
+        <w:b/>
+        <w:bCs/>
+      </w:rPr>
+    </w:tblStylePr>
+    <w:tblStylePr w:type="lastCol">
+      <w:rPr>
+        <w:b/>
+        <w:bCs/>
+      </w:rPr>
+    </w:tblStylePr>
+    <w:tblStylePr w:type="band1Vert">
+      <w:tblPr/>
+      <w:tcPr>
+        <w:shd w:val="clear" w:color="auto" w:fill="BDE9FA" w:themeFill="accent4" w:themeFillTint="3F"/>
+      </w:tcPr>
+    </w:tblStylePr>
+    <w:tblStylePr w:type="band1Horz">
+      <w:tblPr/>
+      <w:tcPr>
+        <w:tcBorders>
+          <w:insideH w:val="nil"/>
+          <w:insideV w:val="nil"/>
+        </w:tcBorders>
+        <w:shd w:val="clear" w:color="auto" w:fill="BDE9FA" w:themeFill="accent4" w:themeFillTint="3F"/>
+      </w:tcPr>
+    </w:tblStylePr>
+    <w:tblStylePr w:type="band2Horz">
+      <w:tblPr/>
+      <w:tcPr>
+        <w:tcBorders>
+          <w:insideH w:val="nil"/>
+          <w:insideV w:val="nil"/>
+        </w:tcBorders>
+      </w:tcPr>
+    </w:tblStylePr>
+  </w:style>
+</w:styles>
+</file>
+
+<file path=word/stylesWithEffects.xml><?xml version="1.0" encoding="utf-8"?>
+<w:styles xmlns:wpc="http://schemas.microsoft.com/office/word/2010/wordprocessingCanvas" xmlns:mc="http://schemas.openxmlformats.org/markup-compatibility/2006" xmlns:o="urn:schemas-microsoft-com:office:office" xmlns:r="http://schemas.openxmlformats.org/officeDocument/2006/relationships" xmlns:m="http://schemas.openxmlformats.org/officeDocument/2006/math" xmlns:v="urn:schemas-microsoft-com:vml" xmlns:wp14="http://schemas.microsoft.com/office/word/2010/wordprocessingDrawing" xmlns:wp="http://schemas.openxmlformats.org/drawingml/2006/wordprocessingDrawing" xmlns:w10="urn:schemas-microsoft-com:office:word" xmlns:w="http://schemas.openxmlformats.org/wordprocessingml/2006/main" xmlns:w14="http://schemas.microsoft.com/office/word/2010/wordml" xmlns:wpg="http://schemas.microsoft.com/office/word/2010/wordprocessingGroup" xmlns:wpi="http://schemas.microsoft.com/office/word/2010/wordprocessingInk" xmlns:wne="http://schemas.microsoft.com/office/word/2006/wordml" xmlns:wps="http://schemas.microsoft.com/office/word/2010/wordprocessingShape" mc:Ignorable="w14 wp14">
+  <w:docDefaults>
+    <w:rPrDefault>
+      <w:rPr>
+        <w:rFonts w:asciiTheme="minorHAnsi" w:eastAsiaTheme="minorHAnsi" w:hAnsiTheme="minorHAnsi" w:cstheme="minorBidi"/>
+        <w:kern w:val="2"/>
+        <w:sz w:val="24"/>
+        <w:szCs w:val="24"/>
+        <w:lang w:val="sl-SI" w:eastAsia="en-US" w:bidi="ar-SA"/>
+        <w14:ligatures w14:val="standardContextual"/>
+      </w:rPr>
+    </w:rPrDefault>
+    <w:pPrDefault>
+      <w:pPr>
+        <w:spacing w:after="160" w:line="278" w:lineRule="auto"/>
+      </w:pPr>
+    </w:pPrDefault>
+  </w:docDefaults>
+  <w:latentStyles w:defLockedState="0" w:defUIPriority="99" w:defSemiHidden="1" w:defUnhideWhenUsed="1" w:defQFormat="0" w:count="267">
+    <w:lsdException w:name="Normal" w:semiHidden="0" w:uiPriority="0" w:unhideWhenUsed="0" w:qFormat="1"/>
+    <w:lsdException w:name="heading 1" w:semiHidden="0" w:uiPriority="9" w:unhideWhenUsed="0" w:qFormat="1"/>
+    <w:lsdException w:name="heading 2" w:uiPriority="9" w:qFormat="1"/>
+    <w:lsdException w:name="heading 3" w:uiPriority="9" w:qFormat="1"/>
+    <w:lsdException w:name="heading 4" w:uiPriority="9" w:qFormat="1"/>
+    <w:lsdException w:name="heading 5" w:uiPriority="9" w:qFormat="1"/>
+    <w:lsdException w:name="heading 6" w:uiPriority="9" w:qFormat="1"/>
+    <w:lsdException w:name="heading 7" w:uiPriority="9" w:qFormat="1"/>
+    <w:lsdException w:name="heading 8" w:uiPriority="9" w:qFormat="1"/>
+    <w:lsdException w:name="heading 9" w:uiPriority="9" w:qFormat="1"/>
+    <w:lsdException w:name="toc 1" w:uiPriority="39"/>
+    <w:lsdException w:name="toc 2" w:uiPriority="39"/>
+    <w:lsdException w:name="toc 3" w:uiPriority="39"/>
+    <w:lsdException w:name="toc 4" w:uiPriority="39"/>
+    <w:lsdException w:name="toc 5" w:uiPriority="39"/>
+    <w:lsdException w:name="toc 6" w:uiPriority="39"/>
+    <w:lsdException w:name="toc 7" w:uiPriority="39"/>
+    <w:lsdException w:name="toc 8" w:uiPriority="39"/>
+    <w:lsdException w:name="toc 9" w:uiPriority="39"/>
+    <w:lsdException w:name="caption" w:uiPriority="35" w:qFormat="1"/>
+    <w:lsdException w:name="Title" w:semiHidden="0" w:uiPriority="10" w:unhideWhenUsed="0" w:qFormat="1"/>
+    <w:lsdException w:name="Default Paragraph Font" w:uiPriority="1"/>
+    <w:lsdException w:name="Subtitle" w:semiHidden="0" w:uiPriority="11" w:unhideWhenUsed="0" w:qFormat="1"/>
+    <w:lsdException w:name="Strong" w:semiHidden="0" w:uiPriority="22" w:unhideWhenUsed="0" w:qFormat="1"/>
+    <w:lsdException w:name="Emphasis" w:semiHidden="0" w:uiPriority="20" w:unhideWhenUsed="0" w:qFormat="1"/>
+    <w:lsdException w:name="Table Grid" w:semiHidden="0" w:uiPriority="39" w:unhideWhenUsed="0"/>
+    <w:lsdException w:name="Placeholder Text" w:unhideWhenUsed="0"/>
+    <w:lsdException w:name="No Spacing" w:semiHidden="0" w:uiPriority="1" w:unhideWhenUsed="0" w:qFormat="1"/>
+    <w:lsdException w:name="Light Shading" w:semiHidden="0" w:uiPriority="60" w:unhideWhenUsed="0"/>
+    <w:lsdException w:name="Light List" w:semiHidden="0" w:uiPriority="61" w:unhideWhenUsed="0"/>
+    <w:lsdException w:name="Light Grid" w:semiHidden="0" w:uiPriority="62" w:unhideWhenUsed="0"/>
+    <w:lsdException w:name="Medium Shading 1" w:semiHidden="0" w:uiPriority="63" w:unhideWhenUsed="0"/>
+    <w:lsdException w:name="Medium Shading 2" w:semiHidden="0" w:uiPriority="64" w:unhideWhenUsed="0"/>
+    <w:lsdException w:name="Medium List 1" w:semiHidden="0" w:uiPriority="65" w:unhideWhenUsed="0"/>
+    <w:lsdException w:name="Medium List 2" w:semiHidden="0" w:uiPriority="66" w:unhideWhenUsed="0"/>
+    <w:lsdException w:name="Medium Grid 1" w:semiHidden="0" w:uiPriority="67" w:unhideWhenUsed="0"/>
+    <w:lsdException w:name="Medium Grid 2" w:semiHidden="0" w:uiPriority="68" w:unhideWhenUsed="0"/>
+    <w:lsdException w:name="Medium Grid 3" w:semiHidden="0" w:uiPriority="69" w:unhideWhenUsed="0"/>
+    <w:lsdException w:name="Dark List" w:semiHidden="0" w:uiPriority="70" w:unhideWhenUsed="0"/>
+    <w:lsdException w:name="Colorful Shading" w:semiHidden="0" w:uiPriority="71" w:unhideWhenUsed="0"/>
+    <w:lsdException w:name="Colorful List" w:semiHidden="0" w:uiPriority="72" w:unhideWhenUsed="0"/>
+    <w:lsdException w:name="Colorful Grid" w:semiHidden="0" w:uiPriority="73" w:unhideWhenUsed="0"/>
+    <w:lsdException w:name="Light Shading Accent 1" w:semiHidden="0" w:uiPriority="60" w:unhideWhenUsed="0"/>
+    <w:lsdException w:name="Light List Accent 1" w:semiHidden="0" w:uiPriority="61" w:unhideWhenUsed="0"/>
+    <w:lsdException w:name="Light Grid Accent 1" w:semiHidden="0" w:uiPriority="62" w:unhideWhenUsed="0"/>
+    <w:lsdException w:name="Medium Shading 1 Accent 1" w:semiHidden="0" w:uiPriority="63" w:unhideWhenUsed="0"/>
+    <w:lsdException w:name="Medium Shading 2 Accent 1" w:semiHidden="0" w:uiPriority="64" w:unhideWhenUsed="0"/>
+    <w:lsdException w:name="Medium List 1 Accent 1" w:semiHidden="0" w:uiPriority="65" w:unhideWhenUsed="0"/>
+    <w:lsdException w:name="Revision" w:unhideWhenUsed="0"/>
+    <w:lsdException w:name="List Paragraph" w:semiHidden="0" w:uiPriority="34" w:unhideWhenUsed="0" w:qFormat="1"/>
+    <w:lsdException w:name="Quote" w:semiHidden="0" w:uiPriority="29" w:unhideWhenUsed="0" w:qFormat="1"/>
+    <w:lsdException w:name="Intense Quote" w:semiHidden="0" w:uiPriority="30" w:unhideWhenUsed="0" w:qFormat="1"/>
+    <w:lsdException w:name="Medium List 2 Accent 1" w:semiHidden="0" w:uiPriority="66" w:unhideWhenUsed="0"/>
+    <w:lsdException w:name="Medium Grid 1 Accent 1" w:semiHidden="0" w:uiPriority="67" w:unhideWhenUsed="0"/>
+    <w:lsdException w:name="Medium Grid 2 Accent 1" w:semiHidden="0" w:uiPriority="68" w:unhideWhenUsed="0"/>
+    <w:lsdException w:name="Medium Grid 3 Accent 1" w:semiHidden="0" w:uiPriority="69" w:unhideWhenUsed="0"/>
+    <w:lsdException w:name="Dark List Accent 1" w:semiHidden="0" w:uiPriority="70" w:unhideWhenUsed="0"/>
+    <w:lsdException w:name="Colorful Shading Accent 1" w:semiHidden="0" w:uiPriority="71" w:unhideWhenUsed="0"/>
+    <w:lsdException w:name="Colorful List Accent 1" w:semiHidden="0" w:uiPriority="72" w:unhideWhenUsed="0"/>
+    <w:lsdException w:name="Colorful Grid Accent 1" w:semiHidden="0" w:uiPriority="73" w:unhideWhenUsed="0"/>
+    <w:lsdException w:name="Light Shading Accent 2" w:semiHidden="0" w:uiPriority="60" w:unhideWhenUsed="0"/>
+    <w:lsdException w:name="Light List Accent 2" w:semiHidden="0" w:uiPriority="61" w:unhideWhenUsed="0"/>
+    <w:lsdException w:name="Light Grid Accent 2" w:semiHidden="0" w:uiPriority="62" w:unhideWhenUsed="0"/>
+    <w:lsdException w:name="Medium Shading 1 Accent 2" w:semiHidden="0" w:uiPriority="63" w:unhideWhenUsed="0"/>
+    <w:lsdException w:name="Medium Shading 2 Accent 2" w:semiHidden="0" w:uiPriority="64" w:unhideWhenUsed="0"/>
+    <w:lsdException w:name="Medium List 1 Accent 2" w:semiHidden="0" w:uiPriority="65" w:unhideWhenUsed="0"/>
+    <w:lsdException w:name="Medium List 2 Accent 2" w:semiHidden="0" w:uiPriority="66" w:unhideWhenUsed="0"/>
+    <w:lsdException w:name="Medium Grid 1 Accent 2" w:semiHidden="0" w:uiPriority="67" w:unhideWhenUsed="0"/>
+    <w:lsdException w:name="Medium Grid 2 Accent 2" w:semiHidden="0" w:uiPriority="68" w:unhideWhenUsed="0"/>
+    <w:lsdException w:name="Medium Grid 3 Accent 2" w:semiHidden="0" w:uiPriority="69" w:unhideWhenUsed="0"/>
+    <w:lsdException w:name="Dark List Accent 2" w:semiHidden="0" w:uiPriority="70" w:unhideWhenUsed="0"/>
+    <w:lsdException w:name="Colorful Shading Accent 2" w:semiHidden="0" w:uiPriority="71" w:unhideWhenUsed="0"/>
+    <w:lsdException w:name="Colorful List Accent 2" w:semiHidden="0" w:uiPriority="72" w:unhideWhenUsed="0"/>
+    <w:lsdException w:name="Colorful Grid Accent 2" w:semiHidden="0" w:uiPriority="73" w:unhideWhenUsed="0"/>
+    <w:lsdException w:name="Light Shading Accent 3" w:semiHidden="0" w:uiPriority="60" w:unhideWhenUsed="0"/>
+    <w:lsdException w:name="Light List Accent 3" w:semiHidden="0" w:uiPriority="61" w:unhideWhenUsed="0"/>
+    <w:lsdException w:name="Light Grid Accent 3" w:semiHidden="0" w:uiPriority="62" w:unhideWhenUsed="0"/>
+    <w:lsdException w:name="Medium Shading 1 Accent 3" w:semiHidden="0" w:uiPriority="63" w:unhideWhenUsed="0"/>
+    <w:lsdException w:name="Medium Shading 2 Accent 3" w:semiHidden="0" w:uiPriority="64" w:unhideWhenUsed="0"/>
+    <w:lsdException w:name="Medium List 1 Accent 3" w:semiHidden="0" w:uiPriority="65" w:unhideWhenUsed="0"/>
+    <w:lsdException w:name="Medium List 2 Accent 3" w:semiHidden="0" w:uiPriority="66" w:unhideWhenUsed="0"/>
+    <w:lsdException w:name="Medium Grid 1 Accent 3" w:semiHidden="0" w:uiPriority="67" w:unhideWhenUsed="0"/>
+    <w:lsdException w:name="Medium Grid 2 Accent 3" w:semiHidden="0" w:uiPriority="68" w:unhideWhenUsed="0"/>
+    <w:lsdException w:name="Medium Grid 3 Accent 3" w:semiHidden="0" w:uiPriority="69" w:unhideWhenUsed="0"/>
+    <w:lsdException w:name="Dark List Accent 3" w:semiHidden="0" w:uiPriority="70" w:unhideWhenUsed="0"/>
+    <w:lsdException w:name="Colorful Shading Accent 3" w:semiHidden="0" w:uiPriority="71" w:unhideWhenUsed="0"/>
+    <w:lsdException w:name="Colorful List Accent 3" w:semiHidden="0" w:uiPriority="72" w:unhideWhenUsed="0"/>
+    <w:lsdException w:name="Colorful Grid Accent 3" w:semiHidden="0" w:uiPriority="73" w:unhideWhenUsed="0"/>
+    <w:lsdException w:name="Light Shading Accent 4" w:semiHidden="0" w:uiPriority="60" w:unhideWhenUsed="0"/>
+    <w:lsdException w:name="Light List Accent 4" w:semiHidden="0" w:uiPriority="61" w:unhideWhenUsed="0"/>
+    <w:lsdException w:name="Light Grid Accent 4" w:semiHidden="0" w:uiPriority="62" w:unhideWhenUsed="0"/>
+    <w:lsdException w:name="Medium Shading 1 Accent 4" w:semiHidden="0" w:uiPriority="63" w:unhideWhenUsed="0"/>
+    <w:lsdException w:name="Medium Shading 2 Accent 4" w:semiHidden="0" w:uiPriority="64" w:unhideWhenUsed="0"/>
+    <w:lsdException w:name="Medium List 1 Accent 4" w:semiHidden="0" w:uiPriority="65" w:unhideWhenUsed="0"/>
+    <w:lsdException w:name="Medium List 2 Accent 4" w:semiHidden="0" w:uiPriority="66" w:unhideWhenUsed="0"/>
+    <w:lsdException w:name="Medium Grid 1 Accent 4" w:semiHidden="0" w:uiPriority="67" w:unhideWhenUsed="0"/>
+    <w:lsdException w:name="Medium Grid 2 Accent 4" w:semiHidden="0" w:uiPriority="68" w:unhideWhenUsed="0"/>
+    <w:lsdException w:name="Medium Grid 3 Accent 4" w:semiHidden="0" w:uiPriority="69" w:unhideWhenUsed="0"/>
+    <w:lsdException w:name="Dark List Accent 4" w:semiHidden="0" w:uiPriority="70" w:unhideWhenUsed="0"/>
+    <w:lsdException w:name="Colorful Shading Accent 4" w:semiHidden="0" w:uiPriority="71" w:unhideWhenUsed="0"/>
+    <w:lsdException w:name="Colorful List Accent 4" w:semiHidden="0" w:uiPriority="72" w:unhideWhenUsed="0"/>
+    <w:lsdException w:name="Colorful Grid Accent 4" w:semiHidden="0" w:uiPriority="73" w:unhideWhenUsed="0"/>
+    <w:lsdException w:name="Light Shading Accent 5" w:semiHidden="0" w:uiPriority="60" w:unhideWhenUsed="0"/>
+    <w:lsdException w:name="Light List Accent 5" w:semiHidden="0" w:uiPriority="61" w:unhideWhenUsed="0"/>
+    <w:lsdException w:name="Light Grid Accent 5" w:semiHidden="0" w:uiPriority="62" w:unhideWhenUsed="0"/>
+    <w:lsdException w:name="Medium Shading 1 Accent 5" w:semiHidden="0" w:uiPriority="63" w:unhideWhenUsed="0"/>
+    <w:lsdException w:name="Medium Shading 2 Accent 5" w:semiHidden="0" w:uiPriority="64" w:unhideWhenUsed="0"/>
+    <w:lsdException w:name="Medium List 1 Accent 5" w:semiHidden="0" w:uiPriority="65" w:unhideWhenUsed="0"/>
+    <w:lsdException w:name="Medium List 2 Accent 5" w:semiHidden="0" w:uiPriority="66" w:unhideWhenUsed="0"/>
+    <w:lsdException w:name="Medium Grid 1 Accent 5" w:semiHidden="0" w:uiPriority="67" w:unhideWhenUsed="0"/>
+    <w:lsdException w:name="Medium Grid 2 Accent 5" w:semiHidden="0" w:uiPriority="68" w:unhideWhenUsed="0"/>
+    <w:lsdException w:name="Medium Grid 3 Accent 5" w:semiHidden="0" w:uiPriority="69" w:unhideWhenUsed="0"/>
+    <w:lsdException w:name="Dark List Accent 5" w:semiHidden="0" w:uiPriority="70" w:unhideWhenUsed="0"/>
+    <w:lsdException w:name="Colorful Shading Accent 5" w:semiHidden="0" w:uiPriority="71" w:unhideWhenUsed="0"/>
+    <w:lsdException w:name="Colorful List Accent 5" w:semiHidden="0" w:uiPriority="72" w:unhideWhenUsed="0"/>
+    <w:lsdException w:name="Colorful Grid Accent 5" w:semiHidden="0" w:uiPriority="73" w:unhideWhenUsed="0"/>
+    <w:lsdException w:name="Light Shading Accent 6" w:semiHidden="0" w:uiPriority="60" w:unhideWhenUsed="0"/>
+    <w:lsdException w:name="Light List Accent 6" w:semiHidden="0" w:uiPriority="61" w:unhideWhenUsed="0"/>
+    <w:lsdException w:name="Light Grid Accent 6" w:semiHidden="0" w:uiPriority="62" w:unhideWhenUsed="0"/>
+    <w:lsdException w:name="Medium Shading 1 Accent 6" w:semiHidden="0" w:uiPriority="63" w:unhideWhenUsed="0"/>
+    <w:lsdException w:name="Medium Shading 2 Accent 6" w:semiHidden="0" w:uiPriority="64" w:unhideWhenUsed="0"/>
+    <w:lsdException w:name="Medium List 1 Accent 6" w:semiHidden="0" w:uiPriority="65" w:unhideWhenUsed="0"/>
+    <w:lsdException w:name="Medium List 2 Accent 6" w:semiHidden="0" w:uiPriority="66" w:unhideWhenUsed="0"/>
+    <w:lsdException w:name="Medium Grid 1 Accent 6" w:semiHidden="0" w:uiPriority="67" w:unhideWhenUsed="0"/>
+    <w:lsdException w:name="Medium Grid 2 Accent 6" w:semiHidden="0" w:uiPriority="68" w:unhideWhenUsed="0"/>
+    <w:lsdException w:name="Medium Grid 3 Accent 6" w:semiHidden="0" w:uiPriority="69" w:unhideWhenUsed="0"/>
+    <w:lsdException w:name="Dark List Accent 6" w:semiHidden="0" w:uiPriority="70" w:unhideWhenUsed="0"/>
+    <w:lsdException w:name="Colorful Shading Accent 6" w:semiHidden="0" w:uiPriority="71" w:unhideWhenUsed="0"/>
+    <w:lsdException w:name="Colorful List Accent 6" w:semiHidden="0" w:uiPriority="72" w:unhideWhenUsed="0"/>
+    <w:lsdException w:name="Colorful Grid Accent 6" w:semiHidden="0" w:uiPriority="73" w:unhideWhenUsed="0"/>
+    <w:lsdException w:name="Subtle Emphasis" w:semiHidden="0" w:uiPriority="19" w:unhideWhenUsed="0" w:qFormat="1"/>
+    <w:lsdException w:name="Intense Emphasis" w:semiHidden="0" w:uiPriority="21" w:unhideWhenUsed="0" w:qFormat="1"/>
+    <w:lsdException w:name="Subtle Reference" w:semiHidden="0" w:uiPriority="31" w:unhideWhenUsed="0" w:qFormat="1"/>
+    <w:lsdException w:name="Intense Reference" w:semiHidden="0" w:uiPriority="32" w:unhideWhenUsed="0" w:qFormat="1"/>
+    <w:lsdException w:name="Book Title" w:semiHidden="0" w:uiPriority="33" w:unhideWhenUsed="0" w:qFormat="1"/>
+    <w:lsdException w:name="Bibliography" w:uiPriority="37"/>
+    <w:lsdException w:name="TOC Heading" w:uiPriority="39" w:qFormat="1"/>
+  </w:latentStyles>
+  <w:style w:type="paragraph" w:default="1" w:styleId="Normal">
+    <w:name w:val="Normal"/>
+    <w:qFormat/>
+  </w:style>
+  <w:style w:type="paragraph" w:styleId="Heading1">
+    <w:name w:val="heading 1"/>
+    <w:basedOn w:val="Normal"/>
+    <w:next w:val="Normal"/>
+    <w:link w:val="Heading1Char"/>
+    <w:uiPriority w:val="9"/>
+    <w:qFormat/>
+    <w:rsid w:val="006B424D"/>
+    <w:pPr>
+      <w:keepNext/>
+      <w:keepLines/>
+      <w:spacing w:before="360" w:after="80"/>
+      <w:outlineLvl w:val="0"/>
+    </w:pPr>
+    <w:rPr>
+      <w:rFonts w:asciiTheme="majorHAnsi" w:eastAsiaTheme="majorEastAsia" w:hAnsiTheme="majorHAnsi" w:cstheme="majorBidi"/>
+      <w:color w:val="0F4761" w:themeColor="accent1" w:themeShade="BF"/>
+      <w:sz w:val="40"/>
+      <w:szCs w:val="40"/>
+    </w:rPr>
+  </w:style>
+  <w:style w:type="paragraph" w:styleId="Heading2">
+    <w:name w:val="heading 2"/>
+    <w:basedOn w:val="Normal"/>
+    <w:next w:val="Normal"/>
+    <w:link w:val="Heading2Char"/>
+    <w:uiPriority w:val="9"/>
+    <w:semiHidden/>
+    <w:unhideWhenUsed/>
+    <w:qFormat/>
+    <w:rsid w:val="006B424D"/>
+    <w:pPr>
+      <w:keepNext/>
+      <w:keepLines/>
+      <w:spacing w:before="160" w:after="80"/>
+      <w:outlineLvl w:val="1"/>
+    </w:pPr>
+    <w:rPr>
+      <w:rFonts w:asciiTheme="majorHAnsi" w:eastAsiaTheme="majorEastAsia" w:hAnsiTheme="majorHAnsi" w:cstheme="majorBidi"/>
+      <w:color w:val="0F4761" w:themeColor="accent1" w:themeShade="BF"/>
+      <w:sz w:val="32"/>
+      <w:szCs w:val="32"/>
+    </w:rPr>
+  </w:style>
+  <w:style w:type="paragraph" w:styleId="Heading3">
+    <w:name w:val="heading 3"/>
+    <w:basedOn w:val="Normal"/>
+    <w:next w:val="Normal"/>
+    <w:link w:val="Heading3Char"/>
+    <w:uiPriority w:val="9"/>
+    <w:semiHidden/>
+    <w:unhideWhenUsed/>
+    <w:qFormat/>
+    <w:rsid w:val="006B424D"/>
+    <w:pPr>
+      <w:keepNext/>
+      <w:keepLines/>
+      <w:spacing w:before="160" w:after="80"/>
+      <w:outlineLvl w:val="2"/>
+    </w:pPr>
+    <w:rPr>
+      <w:rFonts w:eastAsiaTheme="majorEastAsia" w:cstheme="majorBidi"/>
+      <w:color w:val="0F4761" w:themeColor="accent1" w:themeShade="BF"/>
+      <w:sz w:val="28"/>
+      <w:szCs w:val="28"/>
+    </w:rPr>
+  </w:style>
+  <w:style w:type="paragraph" w:styleId="Heading4">
+    <w:name w:val="heading 4"/>
+    <w:basedOn w:val="Normal"/>
+    <w:next w:val="Normal"/>
+    <w:link w:val="Heading4Char"/>
+    <w:uiPriority w:val="9"/>
+    <w:semiHidden/>
+    <w:unhideWhenUsed/>
+    <w:qFormat/>
+    <w:rsid w:val="006B424D"/>
+    <w:pPr>
+      <w:keepNext/>
+      <w:keepLines/>
+      <w:spacing w:before="80" w:after="40"/>
+      <w:outlineLvl w:val="3"/>
+    </w:pPr>
+    <w:rPr>
+      <w:rFonts w:eastAsiaTheme="majorEastAsia" w:cstheme="majorBidi"/>
+      <w:i/>
+      <w:iCs/>
+      <w:color w:val="0F4761" w:themeColor="accent1" w:themeShade="BF"/>
+    </w:rPr>
+  </w:style>
+  <w:style w:type="paragraph" w:styleId="Heading5">
+    <w:name w:val="heading 5"/>
+    <w:basedOn w:val="Normal"/>
+    <w:next w:val="Normal"/>
+    <w:link w:val="Heading5Char"/>
+    <w:uiPriority w:val="9"/>
+    <w:semiHidden/>
+    <w:unhideWhenUsed/>
+    <w:qFormat/>
+    <w:rsid w:val="006B424D"/>
+    <w:pPr>
+      <w:keepNext/>
+      <w:keepLines/>
+      <w:spacing w:before="80" w:after="40"/>
+      <w:outlineLvl w:val="4"/>
+    </w:pPr>
+    <w:rPr>
+      <w:rFonts w:eastAsiaTheme="majorEastAsia" w:cstheme="majorBidi"/>
+      <w:color w:val="0F4761" w:themeColor="accent1" w:themeShade="BF"/>
+    </w:rPr>
+  </w:style>
+  <w:style w:type="paragraph" w:styleId="Heading6">
+    <w:name w:val="heading 6"/>
+    <w:basedOn w:val="Normal"/>
+    <w:next w:val="Normal"/>
+    <w:link w:val="Heading6Char"/>
+    <w:uiPriority w:val="9"/>
+    <w:semiHidden/>
+    <w:unhideWhenUsed/>
+    <w:qFormat/>
+    <w:rsid w:val="006B424D"/>
+    <w:pPr>
+      <w:keepNext/>
+      <w:keepLines/>
+      <w:spacing w:before="40" w:after="0"/>
+      <w:outlineLvl w:val="5"/>
+    </w:pPr>
+    <w:rPr>
+      <w:rFonts w:eastAsiaTheme="majorEastAsia" w:cstheme="majorBidi"/>
+      <w:i/>
+      <w:iCs/>
+      <w:color w:val="595959" w:themeColor="text1" w:themeTint="A6"/>
+    </w:rPr>
+  </w:style>
+  <w:style w:type="paragraph" w:styleId="Heading7">
+    <w:name w:val="heading 7"/>
+    <w:basedOn w:val="Normal"/>
+    <w:next w:val="Normal"/>
+    <w:link w:val="Heading7Char"/>
+    <w:uiPriority w:val="9"/>
+    <w:semiHidden/>
+    <w:unhideWhenUsed/>
+    <w:qFormat/>
+    <w:rsid w:val="006B424D"/>
+    <w:pPr>
+      <w:keepNext/>
+      <w:keepLines/>
+      <w:spacing w:before="40" w:after="0"/>
+      <w:outlineLvl w:val="6"/>
+    </w:pPr>
+    <w:rPr>
+      <w:rFonts w:eastAsiaTheme="majorEastAsia" w:cstheme="majorBidi"/>
+      <w:color w:val="595959" w:themeColor="text1" w:themeTint="A6"/>
+    </w:rPr>
+  </w:style>
+  <w:style w:type="paragraph" w:styleId="Heading8">
+    <w:name w:val="heading 8"/>
+    <w:basedOn w:val="Normal"/>
+    <w:next w:val="Normal"/>
+    <w:link w:val="Heading8Char"/>
+    <w:uiPriority w:val="9"/>
+    <w:semiHidden/>
+    <w:unhideWhenUsed/>
+    <w:qFormat/>
+    <w:rsid w:val="006B424D"/>
+    <w:pPr>
+      <w:keepNext/>
+      <w:keepLines/>
+      <w:spacing w:after="0"/>
+      <w:outlineLvl w:val="7"/>
+    </w:pPr>
+    <w:rPr>
+      <w:rFonts w:eastAsiaTheme="majorEastAsia" w:cstheme="majorBidi"/>
+      <w:i/>
+      <w:iCs/>
+      <w:color w:val="272727" w:themeColor="text1" w:themeTint="D8"/>
+    </w:rPr>
+  </w:style>
+  <w:style w:type="paragraph" w:styleId="Heading9">
+    <w:name w:val="heading 9"/>
+    <w:basedOn w:val="Normal"/>
+    <w:next w:val="Normal"/>
+    <w:link w:val="Heading9Char"/>
+    <w:uiPriority w:val="9"/>
+    <w:semiHidden/>
+    <w:unhideWhenUsed/>
+    <w:qFormat/>
+    <w:rsid w:val="006B424D"/>
+    <w:pPr>
+      <w:keepNext/>
+      <w:keepLines/>
+      <w:spacing w:after="0"/>
+      <w:outlineLvl w:val="8"/>
+    </w:pPr>
+    <w:rPr>
+      <w:rFonts w:eastAsiaTheme="majorEastAsia" w:cstheme="majorBidi"/>
+      <w:color w:val="272727" w:themeColor="text1" w:themeTint="D8"/>
+    </w:rPr>
+  </w:style>
+  <w:style w:type="character" w:default="1" w:styleId="DefaultParagraphFont">
+    <w:name w:val="Default Paragraph Font"/>
+    <w:uiPriority w:val="1"/>
+    <w:semiHidden/>
+    <w:unhideWhenUsed/>
+  </w:style>
+  <w:style w:type="table" w:default="1" w:styleId="TableNormal">
+    <w:name w:val="Normal Table"/>
+    <w:uiPriority w:val="99"/>
+    <w:semiHidden/>
+    <w:unhideWhenUsed/>
+    <w:tblPr>
+      <w:tblInd w:w="0" w:type="dxa"/>
+      <w:tblCellMar>
+        <w:top w:w="0" w:type="dxa"/>
+        <w:left w:w="108" w:type="dxa"/>
+        <w:bottom w:w="0" w:type="dxa"/>
+        <w:right w:w="108" w:type="dxa"/>
+      </w:tblCellMar>
+    </w:tblPr>
+  </w:style>
+  <w:style w:type="numbering" w:default="1" w:styleId="NoList">
+    <w:name w:val="No List"/>
+    <w:uiPriority w:val="99"/>
+    <w:semiHidden/>
+    <w:unhideWhenUsed/>
+  </w:style>
+  <w:style w:type="character" w:customStyle="1" w:styleId="Heading1Char">
+    <w:name w:val="Heading 1 Char"/>
+    <w:basedOn w:val="DefaultParagraphFont"/>
+    <w:link w:val="Heading1"/>
+    <w:uiPriority w:val="9"/>
+    <w:rsid w:val="006B424D"/>
+    <w:rPr>
+      <w:rFonts w:asciiTheme="majorHAnsi" w:eastAsiaTheme="majorEastAsia" w:hAnsiTheme="majorHAnsi" w:cstheme="majorBidi"/>
+      <w:color w:val="0F4761" w:themeColor="accent1" w:themeShade="BF"/>
+      <w:sz w:val="40"/>
+      <w:szCs w:val="40"/>
+    </w:rPr>
+  </w:style>
+  <w:style w:type="character" w:customStyle="1" w:styleId="Heading2Char">
+    <w:name w:val="Heading 2 Char"/>
+    <w:basedOn w:val="DefaultParagraphFont"/>
+    <w:link w:val="Heading2"/>
+    <w:uiPriority w:val="9"/>
+    <w:semiHidden/>
+    <w:rsid w:val="006B424D"/>
+    <w:rPr>
+      <w:rFonts w:asciiTheme="majorHAnsi" w:eastAsiaTheme="majorEastAsia" w:hAnsiTheme="majorHAnsi" w:cstheme="majorBidi"/>
+      <w:color w:val="0F4761" w:themeColor="accent1" w:themeShade="BF"/>
+      <w:sz w:val="32"/>
+      <w:szCs w:val="32"/>
+    </w:rPr>
+  </w:style>
+  <w:style w:type="character" w:customStyle="1" w:styleId="Heading3Char">
+    <w:name w:val="Heading 3 Char"/>
+    <w:basedOn w:val="DefaultParagraphFont"/>
+    <w:link w:val="Heading3"/>
+    <w:uiPriority w:val="9"/>
+    <w:semiHidden/>
+    <w:rsid w:val="006B424D"/>
+    <w:rPr>
+      <w:rFonts w:eastAsiaTheme="majorEastAsia" w:cstheme="majorBidi"/>
+      <w:color w:val="0F4761" w:themeColor="accent1" w:themeShade="BF"/>
+      <w:sz w:val="28"/>
+      <w:szCs w:val="28"/>
+    </w:rPr>
+  </w:style>
+  <w:style w:type="character" w:customStyle="1" w:styleId="Heading4Char">
+    <w:name w:val="Heading 4 Char"/>
+    <w:basedOn w:val="DefaultParagraphFont"/>
+    <w:link w:val="Heading4"/>
+    <w:uiPriority w:val="9"/>
+    <w:semiHidden/>
+    <w:rsid w:val="006B424D"/>
+    <w:rPr>
+      <w:rFonts w:eastAsiaTheme="majorEastAsia" w:cstheme="majorBidi"/>
+      <w:i/>
+      <w:iCs/>
+      <w:color w:val="0F4761" w:themeColor="accent1" w:themeShade="BF"/>
+    </w:rPr>
+  </w:style>
+  <w:style w:type="character" w:customStyle="1" w:styleId="Heading5Char">
+    <w:name w:val="Heading 5 Char"/>
+    <w:basedOn w:val="DefaultParagraphFont"/>
+    <w:link w:val="Heading5"/>
+    <w:uiPriority w:val="9"/>
+    <w:semiHidden/>
+    <w:rsid w:val="006B424D"/>
+    <w:rPr>
+      <w:rFonts w:eastAsiaTheme="majorEastAsia" w:cstheme="majorBidi"/>
+      <w:color w:val="0F4761" w:themeColor="accent1" w:themeShade="BF"/>
+    </w:rPr>
+  </w:style>
+  <w:style w:type="character" w:customStyle="1" w:styleId="Heading6Char">
+    <w:name w:val="Heading 6 Char"/>
+    <w:basedOn w:val="DefaultParagraphFont"/>
+    <w:link w:val="Heading6"/>
+    <w:uiPriority w:val="9"/>
+    <w:semiHidden/>
+    <w:rsid w:val="006B424D"/>
+    <w:rPr>
+      <w:rFonts w:eastAsiaTheme="majorEastAsia" w:cstheme="majorBidi"/>
+      <w:i/>
+      <w:iCs/>
+      <w:color w:val="595959" w:themeColor="text1" w:themeTint="A6"/>
+    </w:rPr>
+  </w:style>
+  <w:style w:type="character" w:customStyle="1" w:styleId="Heading7Char">
+    <w:name w:val="Heading 7 Char"/>
+    <w:basedOn w:val="DefaultParagraphFont"/>
+    <w:link w:val="Heading7"/>
+    <w:uiPriority w:val="9"/>
+    <w:semiHidden/>
+    <w:rsid w:val="006B424D"/>
+    <w:rPr>
+      <w:rFonts w:eastAsiaTheme="majorEastAsia" w:cstheme="majorBidi"/>
+      <w:color w:val="595959" w:themeColor="text1" w:themeTint="A6"/>
+    </w:rPr>
+  </w:style>
+  <w:style w:type="character" w:customStyle="1" w:styleId="Heading8Char">
+    <w:name w:val="Heading 8 Char"/>
+    <w:basedOn w:val="DefaultParagraphFont"/>
+    <w:link w:val="Heading8"/>
+    <w:uiPriority w:val="9"/>
+    <w:semiHidden/>
+    <w:rsid w:val="006B424D"/>
+    <w:rPr>
+      <w:rFonts w:eastAsiaTheme="majorEastAsia" w:cstheme="majorBidi"/>
+      <w:i/>
+      <w:iCs/>
+      <w:color w:val="272727" w:themeColor="text1" w:themeTint="D8"/>
+    </w:rPr>
+  </w:style>
+  <w:style w:type="character" w:customStyle="1" w:styleId="Heading9Char">
+    <w:name w:val="Heading 9 Char"/>
+    <w:basedOn w:val="DefaultParagraphFont"/>
+    <w:link w:val="Heading9"/>
+    <w:uiPriority w:val="9"/>
+    <w:semiHidden/>
+    <w:rsid w:val="006B424D"/>
+    <w:rPr>
+      <w:rFonts w:eastAsiaTheme="majorEastAsia" w:cstheme="majorBidi"/>
+      <w:color w:val="272727" w:themeColor="text1" w:themeTint="D8"/>
+    </w:rPr>
+  </w:style>
+  <w:style w:type="paragraph" w:styleId="Title">
+    <w:name w:val="Title"/>
+    <w:basedOn w:val="Normal"/>
+    <w:next w:val="Normal"/>
+    <w:link w:val="TitleChar"/>
+    <w:uiPriority w:val="10"/>
+    <w:qFormat/>
+    <w:rsid w:val="006B424D"/>
+    <w:pPr>
+      <w:spacing w:after="80" w:line="240" w:lineRule="auto"/>
+      <w:contextualSpacing/>
+    </w:pPr>
+    <w:rPr>
+      <w:rFonts w:asciiTheme="majorHAnsi" w:eastAsiaTheme="majorEastAsia" w:hAnsiTheme="majorHAnsi" w:cstheme="majorBidi"/>
+      <w:spacing w:val="-10"/>
+      <w:kern w:val="28"/>
+      <w:sz w:val="56"/>
+      <w:szCs w:val="56"/>
+    </w:rPr>
+  </w:style>
+  <w:style w:type="character" w:customStyle="1" w:styleId="TitleChar">
+    <w:name w:val="Title Char"/>
+    <w:basedOn w:val="DefaultParagraphFont"/>
+    <w:link w:val="Title"/>
+    <w:uiPriority w:val="10"/>
+    <w:rsid w:val="006B424D"/>
+    <w:rPr>
+      <w:rFonts w:asciiTheme="majorHAnsi" w:eastAsiaTheme="majorEastAsia" w:hAnsiTheme="majorHAnsi" w:cstheme="majorBidi"/>
+      <w:spacing w:val="-10"/>
+      <w:kern w:val="28"/>
+      <w:sz w:val="56"/>
+      <w:szCs w:val="56"/>
+    </w:rPr>
+  </w:style>
+  <w:style w:type="paragraph" w:styleId="Subtitle">
+    <w:name w:val="Subtitle"/>
+    <w:basedOn w:val="Normal"/>
+    <w:next w:val="Normal"/>
+    <w:link w:val="SubtitleChar"/>
+    <w:uiPriority w:val="11"/>
+    <w:qFormat/>
+    <w:rsid w:val="006B424D"/>
+    <w:pPr>
+      <w:numPr>
+        <w:ilvl w:val="1"/>
+      </w:numPr>
+    </w:pPr>
+    <w:rPr>
+      <w:rFonts w:eastAsiaTheme="majorEastAsia" w:cstheme="majorBidi"/>
+      <w:color w:val="595959" w:themeColor="text1" w:themeTint="A6"/>
+      <w:spacing w:val="15"/>
+      <w:sz w:val="28"/>
+      <w:szCs w:val="28"/>
+    </w:rPr>
+  </w:style>
+  <w:style w:type="character" w:customStyle="1" w:styleId="SubtitleChar">
+    <w:name w:val="Subtitle Char"/>
+    <w:basedOn w:val="DefaultParagraphFont"/>
+    <w:link w:val="Subtitle"/>
+    <w:uiPriority w:val="11"/>
+    <w:rsid w:val="006B424D"/>
+    <w:rPr>
+      <w:rFonts w:eastAsiaTheme="majorEastAsia" w:cstheme="majorBidi"/>
+      <w:color w:val="595959" w:themeColor="text1" w:themeTint="A6"/>
+      <w:spacing w:val="15"/>
+      <w:sz w:val="28"/>
+      <w:szCs w:val="28"/>
+    </w:rPr>
+  </w:style>
+  <w:style w:type="paragraph" w:styleId="Quote">
+    <w:name w:val="Quote"/>
+    <w:basedOn w:val="Normal"/>
+    <w:next w:val="Normal"/>
+    <w:link w:val="QuoteChar"/>
+    <w:uiPriority w:val="29"/>
+    <w:qFormat/>
+    <w:rsid w:val="006B424D"/>
+    <w:pPr>
+      <w:spacing w:before="160"/>
+      <w:jc w:val="center"/>
+    </w:pPr>
+    <w:rPr>
+      <w:i/>
+      <w:iCs/>
+      <w:color w:val="404040" w:themeColor="text1" w:themeTint="BF"/>
+    </w:rPr>
+  </w:style>
+  <w:style w:type="character" w:customStyle="1" w:styleId="QuoteChar">
+    <w:name w:val="Quote Char"/>
+    <w:basedOn w:val="DefaultParagraphFont"/>
+    <w:link w:val="Quote"/>
+    <w:uiPriority w:val="29"/>
+    <w:rsid w:val="006B424D"/>
+    <w:rPr>
+      <w:i/>
+      <w:iCs/>
+      <w:color w:val="404040" w:themeColor="text1" w:themeTint="BF"/>
+    </w:rPr>
+  </w:style>
+  <w:style w:type="paragraph" w:styleId="ListParagraph">
+    <w:name w:val="List Paragraph"/>
+    <w:basedOn w:val="Normal"/>
+    <w:uiPriority w:val="34"/>
+    <w:qFormat/>
+    <w:rsid w:val="006B424D"/>
+    <w:pPr>
+      <w:ind w:left="720"/>
+      <w:contextualSpacing/>
+    </w:pPr>
+  </w:style>
+  <w:style w:type="character" w:styleId="IntenseEmphasis">
+    <w:name w:val="Intense Emphasis"/>
+    <w:basedOn w:val="DefaultParagraphFont"/>
+    <w:uiPriority w:val="21"/>
+    <w:qFormat/>
+    <w:rsid w:val="006B424D"/>
+    <w:rPr>
+      <w:i/>
+      <w:iCs/>
+      <w:color w:val="0F4761" w:themeColor="accent1" w:themeShade="BF"/>
+    </w:rPr>
+  </w:style>
+  <w:style w:type="paragraph" w:styleId="IntenseQuote">
+    <w:name w:val="Intense Quote"/>
+    <w:basedOn w:val="Normal"/>
+    <w:next w:val="Normal"/>
+    <w:link w:val="IntenseQuoteChar"/>
+    <w:uiPriority w:val="30"/>
+    <w:qFormat/>
+    <w:rsid w:val="006B424D"/>
+    <w:pPr>
+      <w:pBdr>
+        <w:top w:val="single" w:sz="4" w:space="10" w:color="0F4761" w:themeColor="accent1" w:themeShade="BF"/>
+        <w:bottom w:val="single" w:sz="4" w:space="10" w:color="0F4761" w:themeColor="accent1" w:themeShade="BF"/>
+      </w:pBdr>
+      <w:spacing w:before="360" w:after="360"/>
+      <w:ind w:left="864" w:right="864"/>
+      <w:jc w:val="center"/>
+    </w:pPr>
+    <w:rPr>
+      <w:i/>
+      <w:iCs/>
+      <w:color w:val="0F4761" w:themeColor="accent1" w:themeShade="BF"/>
+    </w:rPr>
+  </w:style>
+  <w:style w:type="character" w:customStyle="1" w:styleId="IntenseQuoteChar">
+    <w:name w:val="Intense Quote Char"/>
+    <w:basedOn w:val="DefaultParagraphFont"/>
+    <w:link w:val="IntenseQuote"/>
+    <w:uiPriority w:val="30"/>
+    <w:rsid w:val="006B424D"/>
+    <w:rPr>
+      <w:i/>
+      <w:iCs/>
+      <w:color w:val="0F4761" w:themeColor="accent1" w:themeShade="BF"/>
+    </w:rPr>
+  </w:style>
+  <w:style w:type="character" w:styleId="IntenseReference">
+    <w:name w:val="Intense Reference"/>
+    <w:basedOn w:val="DefaultParagraphFont"/>
+    <w:uiPriority w:val="32"/>
+    <w:qFormat/>
+    <w:rsid w:val="006B424D"/>
+    <w:rPr>
+      <w:b/>
+      <w:bCs/>
+      <w:smallCaps/>
+      <w:color w:val="0F4761" w:themeColor="accent1" w:themeShade="BF"/>
+      <w:spacing w:val="5"/>
+    </w:rPr>
+  </w:style>
+  <w:style w:type="paragraph" w:styleId="Header">
+    <w:name w:val="header"/>
+    <w:basedOn w:val="Normal"/>
+    <w:link w:val="HeaderChar"/>
+    <w:uiPriority w:val="99"/>
+    <w:unhideWhenUsed/>
+    <w:rsid w:val="00AC1C0D"/>
+    <w:pPr>
+      <w:tabs>
+        <w:tab w:val="center" w:pos="4513"/>
+        <w:tab w:val="right" w:pos="9026"/>
+      </w:tabs>
+      <w:spacing w:after="0" w:line="240" w:lineRule="auto"/>
+    </w:pPr>
+  </w:style>
+  <w:style w:type="character" w:customStyle="1" w:styleId="HeaderChar">
+    <w:name w:val="Header Char"/>
+    <w:basedOn w:val="DefaultParagraphFont"/>
+    <w:link w:val="Header"/>
+    <w:uiPriority w:val="99"/>
+    <w:rsid w:val="00AC1C0D"/>
+  </w:style>
+  <w:style w:type="paragraph" w:styleId="Footer">
+    <w:name w:val="footer"/>
+    <w:basedOn w:val="Normal"/>
+    <w:link w:val="FooterChar"/>
+    <w:uiPriority w:val="99"/>
+    <w:unhideWhenUsed/>
+    <w:rsid w:val="00AC1C0D"/>
+    <w:pPr>
+      <w:tabs>
+        <w:tab w:val="center" w:pos="4513"/>
+        <w:tab w:val="right" w:pos="9026"/>
+      </w:tabs>
+      <w:spacing w:after="0" w:line="240" w:lineRule="auto"/>
+    </w:pPr>
+  </w:style>
+  <w:style w:type="character" w:customStyle="1" w:styleId="FooterChar">
+    <w:name w:val="Footer Char"/>
+    <w:basedOn w:val="DefaultParagraphFont"/>
+    <w:link w:val="Footer"/>
+    <w:uiPriority w:val="99"/>
+    <w:rsid w:val="00AC1C0D"/>
+  </w:style>
+  <w:style w:type="character" w:styleId="Hyperlink">
+    <w:name w:val="Hyperlink"/>
+    <w:basedOn w:val="DefaultParagraphFont"/>
+    <w:uiPriority w:val="99"/>
+    <w:unhideWhenUsed/>
+    <w:rsid w:val="00AC1C0D"/>
+    <w:rPr>
+      <w:color w:val="467886" w:themeColor="hyperlink"/>
+      <w:u w:val="single"/>
+    </w:rPr>
+  </w:style>
+  <w:style w:type="character" w:customStyle="1" w:styleId="UnresolvedMention">
+    <w:name w:val="Unresolved Mention"/>
+    <w:basedOn w:val="DefaultParagraphFont"/>
+    <w:uiPriority w:val="99"/>
+    <w:semiHidden/>
+    <w:unhideWhenUsed/>
+    <w:rsid w:val="00AC1C0D"/>
+    <w:rPr>
+      <w:color w:val="605E5C"/>
+      <w:shd w:val="clear" w:color="auto" w:fill="E1DFDD"/>
+    </w:rPr>
+  </w:style>
+  <w:style w:type="table" w:styleId="TableGrid">
+    <w:name w:val="Table Grid"/>
+    <w:basedOn w:val="TableNormal"/>
+    <w:uiPriority w:val="39"/>
+    <w:rsid w:val="00AC1C0D"/>
+    <w:pPr>
+      <w:spacing w:after="0" w:line="240" w:lineRule="auto"/>
+    </w:pPr>
+    <w:tblPr>
+      <w:tblBorders>
+        <w:top w:val="single" w:sz="4" w:space="0" w:color="auto"/>
+        <w:left w:val="single" w:sz="4" w:space="0" w:color="auto"/>
+        <w:bottom w:val="single" w:sz="4" w:space="0" w:color="auto"/>
+        <w:right w:val="single" w:sz="4" w:space="0" w:color="auto"/>
+        <w:insideH w:val="single" w:sz="4" w:space="0" w:color="auto"/>
+        <w:insideV w:val="single" w:sz="4" w:space="0" w:color="auto"/>
+      </w:tblBorders>
+    </w:tblPr>
+  </w:style>
+  <w:style w:type="paragraph" w:styleId="BalloonText">
+    <w:name w:val="Balloon Text"/>
+    <w:basedOn w:val="Normal"/>
+    <w:link w:val="BalloonTextChar"/>
+    <w:uiPriority w:val="99"/>
+    <w:semiHidden/>
+    <w:unhideWhenUsed/>
+    <w:rsid w:val="00665955"/>
+    <w:pPr>
+      <w:spacing w:after="0" w:line="240" w:lineRule="auto"/>
+    </w:pPr>
+    <w:rPr>
+      <w:rFonts w:ascii="Tahoma" w:hAnsi="Tahoma" w:cs="Tahoma"/>
+      <w:sz w:val="16"/>
+      <w:szCs w:val="16"/>
+    </w:rPr>
+  </w:style>
+  <w:style w:type="character" w:customStyle="1" w:styleId="BalloonTextChar">
+    <w:name w:val="Balloon Text Char"/>
+    <w:basedOn w:val="DefaultParagraphFont"/>
+    <w:link w:val="BalloonText"/>
+    <w:uiPriority w:val="99"/>
+    <w:semiHidden/>
+    <w:rsid w:val="00665955"/>
+    <w:rPr>
+      <w:rFonts w:ascii="Tahoma" w:hAnsi="Tahoma" w:cs="Tahoma"/>
+      <w:sz w:val="16"/>
+      <w:szCs w:val="16"/>
+    </w:rPr>
+  </w:style>
+  <w:style w:type="table" w:styleId="MediumShading1-Accent4">
+    <w:name w:val="Medium Shading 1 Accent 4"/>
+    <w:basedOn w:val="TableNormal"/>
+    <w:uiPriority w:val="63"/>
+    <w:rsid w:val="00665955"/>
+    <w:pPr>
+      <w:spacing w:after="0" w:line="240" w:lineRule="auto"/>
+    </w:pPr>
+    <w:tblPr>
+      <w:tblStyleRowBandSize w:val="1"/>
+      <w:tblStyleColBandSize w:val="1"/>
+      <w:tblBorders>
+        <w:top w:val="single" w:sz="8" w:space="0" w:color="39BEF1" w:themeColor="accent4" w:themeTint="BF"/>
+        <w:left w:val="single" w:sz="8" w:space="0" w:color="39BEF1" w:themeColor="accent4" w:themeTint="BF"/>
+        <w:bottom w:val="single" w:sz="8" w:space="0" w:color="39BEF1" w:themeColor="accent4" w:themeTint="BF"/>
+        <w:right w:val="single" w:sz="8" w:space="0" w:color="39BEF1" w:themeColor="accent4" w:themeTint="BF"/>
+        <w:insideH w:val="single" w:sz="8" w:space="0" w:color="39BEF1" w:themeColor="accent4" w:themeTint="BF"/>
+      </w:tblBorders>
+    </w:tblPr>
+    <w:tblStylePr w:type="firstRow">
+      <w:pPr>
+        <w:spacing w:before="0" w:after="0" w:line="240" w:lineRule="auto"/>
+      </w:pPr>
+      <w:rPr>
+        <w:b/>
+        <w:bCs/>
+        <w:color w:val="FFFFFF" w:themeColor="background1"/>
+      </w:rPr>
+      <w:tblPr/>
+      <w:tcPr>
+        <w:tcBorders>
+          <w:top w:val="single" w:sz="8" w:space="0" w:color="39BEF1" w:themeColor="accent4" w:themeTint="BF"/>
+          <w:left w:val="single" w:sz="8" w:space="0" w:color="39BEF1" w:themeColor="accent4" w:themeTint="BF"/>
+          <w:bottom w:val="single" w:sz="8" w:space="0" w:color="39BEF1" w:themeColor="accent4" w:themeTint="BF"/>
+          <w:right w:val="single" w:sz="8" w:space="0" w:color="39BEF1" w:themeColor="accent4" w:themeTint="BF"/>
+          <w:insideH w:val="nil"/>
+          <w:insideV w:val="nil"/>
+        </w:tcBorders>
+        <w:shd w:val="clear" w:color="auto" w:fill="0F9ED5" w:themeFill="accent4"/>
+      </w:tcPr>
+    </w:tblStylePr>
+    <w:tblStylePr w:type="lastRow">
+      <w:pPr>
+        <w:spacing w:before="0" w:after="0" w:line="240" w:lineRule="auto"/>
+      </w:pPr>
+      <w:rPr>
+        <w:b/>
+        <w:bCs/>
+      </w:rPr>
+      <w:tblPr/>
+      <w:tcPr>
+        <w:tcBorders>
+          <w:top w:val="double" w:sz="6" w:space="0" w:color="39BEF1" w:themeColor="accent4" w:themeTint="BF"/>
+          <w:left w:val="single" w:sz="8" w:space="0" w:color="39BEF1" w:themeColor="accent4" w:themeTint="BF"/>
+          <w:bottom w:val="single" w:sz="8" w:space="0" w:color="39BEF1" w:themeColor="accent4" w:themeTint="BF"/>
+          <w:right w:val="single" w:sz="8" w:space="0" w:color="39BEF1" w:themeColor="accent4" w:themeTint="BF"/>
+          <w:insideH w:val="nil"/>
+          <w:insideV w:val="nil"/>
+        </w:tcBorders>
+      </w:tcPr>
+    </w:tblStylePr>
+    <w:tblStylePr w:type="firstCol">
+      <w:rPr>
+        <w:b/>
+        <w:bCs/>
+      </w:rPr>
+    </w:tblStylePr>
+    <w:tblStylePr w:type="lastCol">
+      <w:rPr>
+        <w:b/>
+        <w:bCs/>
+      </w:rPr>
+    </w:tblStylePr>
+    <w:tblStylePr w:type="band1Vert">
+      <w:tblPr/>
+      <w:tcPr>
+        <w:shd w:val="clear" w:color="auto" w:fill="BDE9FA" w:themeFill="accent4" w:themeFillTint="3F"/>
+      </w:tcPr>
+    </w:tblStylePr>
+    <w:tblStylePr w:type="band1Horz">
+      <w:tblPr/>
+      <w:tcPr>
+        <w:tcBorders>
+          <w:insideH w:val="nil"/>
+          <w:insideV w:val="nil"/>
+        </w:tcBorders>
+        <w:shd w:val="clear" w:color="auto" w:fill="BDE9FA" w:themeFill="accent4" w:themeFillTint="3F"/>
+      </w:tcPr>
+    </w:tblStylePr>
+    <w:tblStylePr w:type="band2Horz">
+      <w:tblPr/>
+      <w:tcPr>
+        <w:tcBorders>
+          <w:insideH w:val="nil"/>
+          <w:insideV w:val="nil"/>
+        </w:tcBorders>
+      </w:tcPr>
+    </w:tblStylePr>
   </w:style>
 </w:styles>
 </file>
@@ -1703,7 +2468,7 @@
   <a:extraClrSchemeLst/>
   <a:extLst>
     <a:ext uri="{05A4C25C-085E-4340-85A3-A5531E510DB2}">
-      <thm15:themeFamily xmlns:thm15="http://schemas.microsoft.com/office/thememl/2012/main" name="Office Theme" id="{2E142A2C-CD16-42D6-873A-C26D2A0506FA}" vid="{1BDDFF52-6CD6-40A5-AB3C-68EB2F1E4D0A}"/>
+      <thm15:themeFamily xmlns="" xmlns:thm15="http://schemas.microsoft.com/office/thememl/2012/main" name="Office Theme" id="{2E142A2C-CD16-42D6-873A-C26D2A0506FA}" vid="{1BDDFF52-6CD6-40A5-AB3C-68EB2F1E4D0A}"/>
     </a:ext>
   </a:extLst>
 </a:theme>
